--- a/TASK 1/A2 Research.docx
+++ b/TASK 1/A2 Research.docx
@@ -900,6 +900,224 @@
     </w:p>
     <w:p>
       <w:pPr>
+        <w:spacing w:before="100" w:beforeAutospacing="1" w:after="100" w:afterAutospacing="1" w:line="240" w:lineRule="auto"/>
+        <w:ind w:left="425"/>
+        <w:outlineLvl w:val="2"/>
+        <w:rPr>
+          <w:rFonts w:eastAsia="Times New Roman" w:cs="Times New Roman"/>
+          <w:b/>
+          <w:bCs/>
+          <w:kern w:val="0"/>
+          <w:sz w:val="28"/>
+          <w:szCs w:val="28"/>
+          <w:lang w:eastAsia="en-GB"/>
+          <w14:ligatures w14:val="none"/>
+        </w:rPr>
+      </w:pPr>
+      <w:r>
+        <w:rPr>
+          <w:rFonts w:eastAsia="Times New Roman" w:cs="Times New Roman"/>
+          <w:b/>
+          <w:bCs/>
+          <w:kern w:val="0"/>
+          <w:sz w:val="28"/>
+          <w:szCs w:val="28"/>
+          <w:lang w:eastAsia="en-GB"/>
+          <w14:ligatures w14:val="none"/>
+        </w:rPr>
+        <w:t>Notice the pattern — every NFR now has:</w:t>
+      </w:r>
+    </w:p>
+    <w:p>
+      <w:pPr>
+        <w:numPr>
+          <w:ilvl w:val="0"/>
+          <w:numId w:val="13"/>
+        </w:numPr>
+        <w:spacing w:before="100" w:beforeAutospacing="1" w:after="100" w:afterAutospacing="1" w:line="240" w:lineRule="auto"/>
+        <w:outlineLvl w:val="2"/>
+        <w:rPr>
+          <w:rFonts w:eastAsia="Times New Roman" w:cs="Times New Roman"/>
+          <w:b/>
+          <w:bCs/>
+          <w:kern w:val="0"/>
+          <w:sz w:val="28"/>
+          <w:szCs w:val="28"/>
+          <w:lang w:eastAsia="en-GB"/>
+          <w14:ligatures w14:val="none"/>
+        </w:rPr>
+      </w:pPr>
+      <w:r>
+        <w:rPr>
+          <w:rFonts w:eastAsia="Times New Roman" w:cs="Times New Roman"/>
+          <w:b/>
+          <w:bCs/>
+          <w:kern w:val="0"/>
+          <w:sz w:val="28"/>
+          <w:szCs w:val="28"/>
+          <w:lang w:eastAsia="en-GB"/>
+          <w14:ligatures w14:val="none"/>
+        </w:rPr>
+        <w:t>A specific standard or mechanism named</w:t>
+      </w:r>
+    </w:p>
+    <w:p>
+      <w:pPr>
+        <w:numPr>
+          <w:ilvl w:val="0"/>
+          <w:numId w:val="13"/>
+        </w:numPr>
+        <w:spacing w:before="100" w:beforeAutospacing="1" w:after="100" w:afterAutospacing="1" w:line="240" w:lineRule="auto"/>
+        <w:outlineLvl w:val="2"/>
+        <w:rPr>
+          <w:rFonts w:eastAsia="Times New Roman" w:cs="Times New Roman"/>
+          <w:b/>
+          <w:bCs/>
+          <w:kern w:val="0"/>
+          <w:sz w:val="28"/>
+          <w:szCs w:val="28"/>
+          <w:lang w:eastAsia="en-GB"/>
+          <w14:ligatures w14:val="none"/>
+        </w:rPr>
+      </w:pPr>
+      <w:r>
+        <w:rPr>
+          <w:rFonts w:eastAsia="Times New Roman" w:cs="Times New Roman"/>
+          <w:b/>
+          <w:bCs/>
+          <w:kern w:val="0"/>
+          <w:sz w:val="28"/>
+          <w:szCs w:val="28"/>
+          <w:lang w:eastAsia="en-GB"/>
+          <w14:ligatures w14:val="none"/>
+        </w:rPr>
+        <w:t>A measurable threshold (2 seconds, 500 users, 4.5:1 ratio)</w:t>
+      </w:r>
+    </w:p>
+    <w:p>
+      <w:pPr>
+        <w:numPr>
+          <w:ilvl w:val="0"/>
+          <w:numId w:val="13"/>
+        </w:numPr>
+        <w:spacing w:before="100" w:beforeAutospacing="1" w:after="100" w:afterAutospacing="1" w:line="240" w:lineRule="auto"/>
+        <w:outlineLvl w:val="2"/>
+        <w:rPr>
+          <w:rFonts w:eastAsia="Times New Roman" w:cs="Times New Roman"/>
+          <w:b/>
+          <w:bCs/>
+          <w:kern w:val="0"/>
+          <w:sz w:val="28"/>
+          <w:szCs w:val="28"/>
+          <w:lang w:eastAsia="en-GB"/>
+          <w14:ligatures w14:val="none"/>
+        </w:rPr>
+      </w:pPr>
+      <w:r>
+        <w:rPr>
+          <w:rFonts w:eastAsia="Times New Roman" w:cs="Times New Roman"/>
+          <w:b/>
+          <w:bCs/>
+          <w:kern w:val="0"/>
+          <w:sz w:val="28"/>
+          <w:szCs w:val="28"/>
+          <w:lang w:eastAsia="en-GB"/>
+          <w14:ligatures w14:val="none"/>
+        </w:rPr>
+        <w:t xml:space="preserve">A testable condition (you could </w:t>
+      </w:r>
+      <w:proofErr w:type="gramStart"/>
+      <w:r>
+        <w:rPr>
+          <w:rFonts w:eastAsia="Times New Roman" w:cs="Times New Roman"/>
+          <w:b/>
+          <w:bCs/>
+          <w:kern w:val="0"/>
+          <w:sz w:val="28"/>
+          <w:szCs w:val="28"/>
+          <w:lang w:eastAsia="en-GB"/>
+          <w14:ligatures w14:val="none"/>
+        </w:rPr>
+        <w:t>actually verify</w:t>
+      </w:r>
+      <w:proofErr w:type="gramEnd"/>
+      <w:r>
+        <w:rPr>
+          <w:rFonts w:eastAsia="Times New Roman" w:cs="Times New Roman"/>
+          <w:b/>
+          <w:bCs/>
+          <w:kern w:val="0"/>
+          <w:sz w:val="28"/>
+          <w:szCs w:val="28"/>
+          <w:lang w:eastAsia="en-GB"/>
+          <w14:ligatures w14:val="none"/>
+        </w:rPr>
+        <w:t xml:space="preserve"> each one)</w:t>
+      </w:r>
+    </w:p>
+    <w:p>
+      <w:pPr>
+        <w:pStyle w:val="ListParagraph"/>
+        <w:spacing w:before="100" w:beforeAutospacing="1" w:after="100" w:afterAutospacing="1" w:line="240" w:lineRule="auto"/>
+        <w:ind w:left="1080"/>
+        <w:outlineLvl w:val="2"/>
+        <w:rPr>
+          <w:rFonts w:eastAsia="Times New Roman" w:cs="Times New Roman"/>
+          <w:b/>
+          <w:bCs/>
+          <w:kern w:val="0"/>
+          <w:sz w:val="28"/>
+          <w:szCs w:val="28"/>
+          <w:lang w:eastAsia="en-GB"/>
+          <w14:ligatures w14:val="none"/>
+        </w:rPr>
+      </w:pPr>
+    </w:p>
+    <w:p>
+      <w:pPr>
+        <w:spacing w:before="100" w:beforeAutospacing="1" w:after="100" w:afterAutospacing="1" w:line="240" w:lineRule="auto"/>
+        <w:ind w:left="425"/>
+        <w:outlineLvl w:val="2"/>
+        <w:rPr>
+          <w:rFonts w:eastAsia="Times New Roman" w:cs="Times New Roman"/>
+          <w:b/>
+          <w:bCs/>
+          <w:kern w:val="0"/>
+          <w:sz w:val="28"/>
+          <w:szCs w:val="28"/>
+          <w:lang w:eastAsia="en-GB"/>
+          <w14:ligatures w14:val="none"/>
+        </w:rPr>
+      </w:pPr>
+      <w:r>
+        <w:rPr>
+          <w:rFonts w:eastAsia="Times New Roman" w:cs="Times New Roman"/>
+          <w:b/>
+          <w:bCs/>
+          <w:kern w:val="0"/>
+          <w:sz w:val="28"/>
+          <w:szCs w:val="28"/>
+          <w:lang w:eastAsia="en-GB"/>
+          <w14:ligatures w14:val="none"/>
+        </w:rPr>
+        <w:t>5.</w:t>
+      </w:r>
+      <w:r>
+        <w:rPr>
+          <w:rFonts w:eastAsia="Times New Roman" w:cs="Times New Roman"/>
+          <w:b/>
+          <w:bCs/>
+          <w:kern w:val="0"/>
+          <w:sz w:val="28"/>
+          <w:szCs w:val="28"/>
+          <w:lang w:eastAsia="en-GB"/>
+          <w14:ligatures w14:val="none"/>
+        </w:rPr>
+        <w:t xml:space="preserve">Decomposition: Show you can break complexity into manageable parts. </w:t>
+      </w:r>
+    </w:p>
+    <w:p>
+      <w:pPr>
         <w:pStyle w:val="ListParagraph"/>
         <w:numPr>
           <w:ilvl w:val="0"/>
@@ -929,7 +1147,7 @@
           <w:lang w:eastAsia="en-GB"/>
           <w14:ligatures w14:val="none"/>
         </w:rPr>
-        <w:t>Constraints, not feature, Quality attributes and realistic expectations.</w:t>
+        <w:t>Logical system breakdown.</w:t>
       </w:r>
     </w:p>
     <w:p>
@@ -963,7 +1181,7 @@
           <w:lang w:eastAsia="en-GB"/>
           <w14:ligatures w14:val="none"/>
         </w:rPr>
-        <w:t>Not performance, accessibility, security, maintainability and usability.</w:t>
+        <w:t>Clear components.</w:t>
       </w:r>
     </w:p>
     <w:p>
@@ -997,7 +1215,7 @@
           <w:lang w:eastAsia="en-GB"/>
           <w14:ligatures w14:val="none"/>
         </w:rPr>
-        <w:t>“What standards must the system meet to be acceptable?</w:t>
+        <w:t>Preparation for the algorithms later.</w:t>
       </w:r>
     </w:p>
     <w:p>
@@ -1017,49 +1235,6 @@
           <w14:ligatures w14:val="none"/>
         </w:rPr>
       </w:pPr>
-    </w:p>
-    <w:p>
-      <w:pPr>
-        <w:spacing w:before="100" w:beforeAutospacing="1" w:after="100" w:afterAutospacing="1" w:line="240" w:lineRule="auto"/>
-        <w:ind w:left="425"/>
-        <w:outlineLvl w:val="2"/>
-        <w:rPr>
-          <w:rFonts w:eastAsia="Times New Roman" w:cs="Times New Roman"/>
-          <w:b/>
-          <w:bCs/>
-          <w:kern w:val="0"/>
-          <w:sz w:val="28"/>
-          <w:szCs w:val="28"/>
-          <w:lang w:eastAsia="en-GB"/>
-          <w14:ligatures w14:val="none"/>
-        </w:rPr>
-      </w:pPr>
-      <w:r>
-        <w:rPr>
-          <w:rFonts w:eastAsia="Times New Roman" w:cs="Times New Roman"/>
-          <w:b/>
-          <w:bCs/>
-          <w:kern w:val="0"/>
-          <w:sz w:val="28"/>
-          <w:szCs w:val="28"/>
-          <w:lang w:eastAsia="en-GB"/>
-          <w14:ligatures w14:val="none"/>
-        </w:rPr>
-        <w:t>5.</w:t>
-      </w:r>
-      <w:r>
-        <w:rPr>
-          <w:rFonts w:eastAsia="Times New Roman" w:cs="Times New Roman"/>
-          <w:b/>
-          <w:bCs/>
-          <w:kern w:val="0"/>
-          <w:sz w:val="28"/>
-          <w:szCs w:val="28"/>
-          <w:lang w:eastAsia="en-GB"/>
-          <w14:ligatures w14:val="none"/>
-        </w:rPr>
-        <w:t xml:space="preserve">Decomposition: Show you can break complexity into manageable parts. </w:t>
-      </w:r>
     </w:p>
     <w:p>
       <w:pPr>
@@ -1092,7 +1267,916 @@
           <w:lang w:eastAsia="en-GB"/>
           <w14:ligatures w14:val="none"/>
         </w:rPr>
-        <w:t>Logical system breakdown.</w:t>
+        <w:lastRenderedPageBreak/>
+        <w:t>“How would a dev team split this work up?”</w:t>
+      </w:r>
+    </w:p>
+    <w:p>
+      <w:pPr>
+        <w:pStyle w:val="ListParagraph"/>
+        <w:rPr>
+          <w:rFonts w:eastAsia="Times New Roman" w:cs="Times New Roman"/>
+          <w:b/>
+          <w:bCs/>
+          <w:kern w:val="0"/>
+          <w:sz w:val="28"/>
+          <w:szCs w:val="28"/>
+          <w:lang w:eastAsia="en-GB"/>
+          <w14:ligatures w14:val="none"/>
+        </w:rPr>
+      </w:pPr>
+    </w:p>
+    <w:p>
+      <w:pPr>
+        <w:spacing w:before="100" w:beforeAutospacing="1" w:after="100" w:afterAutospacing="1" w:line="240" w:lineRule="auto"/>
+        <w:outlineLvl w:val="2"/>
+        <w:rPr>
+          <w:rFonts w:eastAsia="Times New Roman" w:cs="Times New Roman"/>
+          <w:b/>
+          <w:bCs/>
+          <w:kern w:val="0"/>
+          <w:sz w:val="28"/>
+          <w:szCs w:val="28"/>
+          <w:lang w:eastAsia="en-GB"/>
+          <w14:ligatures w14:val="none"/>
+        </w:rPr>
+      </w:pPr>
+      <w:r>
+        <w:rPr>
+          <w:rFonts w:eastAsia="Times New Roman" w:cs="Times New Roman"/>
+          <w:b/>
+          <w:bCs/>
+          <w:kern w:val="0"/>
+          <w:sz w:val="28"/>
+          <w:szCs w:val="28"/>
+          <w:lang w:eastAsia="en-GB"/>
+          <w14:ligatures w14:val="none"/>
+        </w:rPr>
+        <w:t>Step-by-step thinking (this is the key)</w:t>
+      </w:r>
+    </w:p>
+    <w:p>
+      <w:pPr>
+        <w:spacing w:before="100" w:beforeAutospacing="1" w:after="100" w:afterAutospacing="1" w:line="240" w:lineRule="auto"/>
+        <w:outlineLvl w:val="2"/>
+        <w:rPr>
+          <w:rFonts w:eastAsia="Times New Roman" w:cs="Times New Roman"/>
+          <w:b/>
+          <w:bCs/>
+          <w:kern w:val="0"/>
+          <w:sz w:val="28"/>
+          <w:szCs w:val="28"/>
+          <w:lang w:eastAsia="en-GB"/>
+          <w14:ligatures w14:val="none"/>
+        </w:rPr>
+      </w:pPr>
+      <w:r>
+        <w:rPr>
+          <w:rFonts w:eastAsia="Times New Roman" w:cs="Times New Roman"/>
+          <w:b/>
+          <w:bCs/>
+          <w:kern w:val="0"/>
+          <w:sz w:val="28"/>
+          <w:szCs w:val="28"/>
+          <w:lang w:eastAsia="en-GB"/>
+          <w14:ligatures w14:val="none"/>
+        </w:rPr>
+        <w:t>Ask yourself:</w:t>
+      </w:r>
+    </w:p>
+    <w:p>
+      <w:pPr>
+        <w:numPr>
+          <w:ilvl w:val="0"/>
+          <w:numId w:val="10"/>
+        </w:numPr>
+        <w:spacing w:before="100" w:beforeAutospacing="1" w:after="100" w:afterAutospacing="1" w:line="240" w:lineRule="auto"/>
+        <w:outlineLvl w:val="2"/>
+        <w:rPr>
+          <w:rFonts w:eastAsia="Times New Roman" w:cs="Times New Roman"/>
+          <w:b/>
+          <w:bCs/>
+          <w:kern w:val="0"/>
+          <w:sz w:val="28"/>
+          <w:szCs w:val="28"/>
+          <w:lang w:eastAsia="en-GB"/>
+          <w14:ligatures w14:val="none"/>
+        </w:rPr>
+      </w:pPr>
+      <w:r>
+        <w:rPr>
+          <w:rFonts w:eastAsia="Times New Roman" w:cs="Times New Roman"/>
+          <w:b/>
+          <w:bCs/>
+          <w:kern w:val="0"/>
+          <w:sz w:val="28"/>
+          <w:szCs w:val="28"/>
+          <w:lang w:eastAsia="en-GB"/>
+          <w14:ligatures w14:val="none"/>
+        </w:rPr>
+        <w:t>“What part of the system handles users?”</w:t>
+      </w:r>
+    </w:p>
+    <w:p>
+      <w:pPr>
+        <w:numPr>
+          <w:ilvl w:val="0"/>
+          <w:numId w:val="10"/>
+        </w:numPr>
+        <w:spacing w:before="100" w:beforeAutospacing="1" w:after="100" w:afterAutospacing="1" w:line="240" w:lineRule="auto"/>
+        <w:outlineLvl w:val="2"/>
+        <w:rPr>
+          <w:rFonts w:eastAsia="Times New Roman" w:cs="Times New Roman"/>
+          <w:b/>
+          <w:bCs/>
+          <w:kern w:val="0"/>
+          <w:sz w:val="28"/>
+          <w:szCs w:val="28"/>
+          <w:lang w:eastAsia="en-GB"/>
+          <w14:ligatures w14:val="none"/>
+        </w:rPr>
+      </w:pPr>
+      <w:r>
+        <w:rPr>
+          <w:rFonts w:eastAsia="Times New Roman" w:cs="Times New Roman"/>
+          <w:b/>
+          <w:bCs/>
+          <w:kern w:val="0"/>
+          <w:sz w:val="28"/>
+          <w:szCs w:val="28"/>
+          <w:lang w:eastAsia="en-GB"/>
+          <w14:ligatures w14:val="none"/>
+        </w:rPr>
+        <w:t>“What part handles information and content?”</w:t>
+      </w:r>
+    </w:p>
+    <w:p>
+      <w:pPr>
+        <w:numPr>
+          <w:ilvl w:val="0"/>
+          <w:numId w:val="10"/>
+        </w:numPr>
+        <w:spacing w:before="100" w:beforeAutospacing="1" w:after="100" w:afterAutospacing="1" w:line="240" w:lineRule="auto"/>
+        <w:outlineLvl w:val="2"/>
+        <w:rPr>
+          <w:rFonts w:eastAsia="Times New Roman" w:cs="Times New Roman"/>
+          <w:b/>
+          <w:bCs/>
+          <w:kern w:val="0"/>
+          <w:sz w:val="28"/>
+          <w:szCs w:val="28"/>
+          <w:lang w:eastAsia="en-GB"/>
+          <w14:ligatures w14:val="none"/>
+        </w:rPr>
+      </w:pPr>
+      <w:r>
+        <w:rPr>
+          <w:rFonts w:eastAsia="Times New Roman" w:cs="Times New Roman"/>
+          <w:b/>
+          <w:bCs/>
+          <w:kern w:val="0"/>
+          <w:sz w:val="28"/>
+          <w:szCs w:val="28"/>
+          <w:lang w:eastAsia="en-GB"/>
+          <w14:ligatures w14:val="none"/>
+        </w:rPr>
+        <w:t>“What part handles navigation?”</w:t>
+      </w:r>
+    </w:p>
+    <w:p>
+      <w:pPr>
+        <w:numPr>
+          <w:ilvl w:val="0"/>
+          <w:numId w:val="10"/>
+        </w:numPr>
+        <w:spacing w:before="100" w:beforeAutospacing="1" w:after="100" w:afterAutospacing="1" w:line="240" w:lineRule="auto"/>
+        <w:outlineLvl w:val="2"/>
+        <w:rPr>
+          <w:rFonts w:eastAsia="Times New Roman" w:cs="Times New Roman"/>
+          <w:b/>
+          <w:bCs/>
+          <w:kern w:val="0"/>
+          <w:sz w:val="28"/>
+          <w:szCs w:val="28"/>
+          <w:lang w:eastAsia="en-GB"/>
+          <w14:ligatures w14:val="none"/>
+        </w:rPr>
+      </w:pPr>
+      <w:r>
+        <w:rPr>
+          <w:rFonts w:eastAsia="Times New Roman" w:cs="Times New Roman"/>
+          <w:b/>
+          <w:bCs/>
+          <w:kern w:val="0"/>
+          <w:sz w:val="28"/>
+          <w:szCs w:val="28"/>
+          <w:lang w:eastAsia="en-GB"/>
+          <w14:ligatures w14:val="none"/>
+        </w:rPr>
+        <w:t>“What part handles communication?”</w:t>
+      </w:r>
+    </w:p>
+    <w:p>
+      <w:pPr>
+        <w:numPr>
+          <w:ilvl w:val="0"/>
+          <w:numId w:val="10"/>
+        </w:numPr>
+        <w:spacing w:before="100" w:beforeAutospacing="1" w:after="100" w:afterAutospacing="1" w:line="240" w:lineRule="auto"/>
+        <w:outlineLvl w:val="2"/>
+        <w:rPr>
+          <w:rFonts w:eastAsia="Times New Roman" w:cs="Times New Roman"/>
+          <w:b/>
+          <w:bCs/>
+          <w:kern w:val="0"/>
+          <w:sz w:val="28"/>
+          <w:szCs w:val="28"/>
+          <w:lang w:eastAsia="en-GB"/>
+          <w14:ligatures w14:val="none"/>
+        </w:rPr>
+      </w:pPr>
+      <w:r>
+        <w:rPr>
+          <w:rFonts w:eastAsia="Times New Roman" w:cs="Times New Roman"/>
+          <w:b/>
+          <w:bCs/>
+          <w:kern w:val="0"/>
+          <w:sz w:val="28"/>
+          <w:szCs w:val="28"/>
+          <w:lang w:eastAsia="en-GB"/>
+          <w14:ligatures w14:val="none"/>
+        </w:rPr>
+        <w:t>“What part handles data and analytics?</w:t>
+      </w:r>
+    </w:p>
+    <w:p>
+      <w:pPr>
+        <w:spacing w:before="100" w:beforeAutospacing="1" w:after="100" w:afterAutospacing="1" w:line="240" w:lineRule="auto"/>
+        <w:outlineLvl w:val="2"/>
+        <w:rPr>
+          <w:rFonts w:eastAsia="Times New Roman" w:cs="Times New Roman"/>
+          <w:b/>
+          <w:bCs/>
+          <w:kern w:val="0"/>
+          <w:sz w:val="28"/>
+          <w:szCs w:val="28"/>
+          <w:lang w:eastAsia="en-GB"/>
+          <w14:ligatures w14:val="none"/>
+        </w:rPr>
+      </w:pPr>
+    </w:p>
+    <w:p>
+      <w:pPr>
+        <w:pStyle w:val="ListParagraph"/>
+        <w:spacing w:before="100" w:beforeAutospacing="1" w:after="100" w:afterAutospacing="1" w:line="240" w:lineRule="auto"/>
+        <w:ind w:left="1080"/>
+        <w:outlineLvl w:val="2"/>
+        <w:rPr>
+          <w:rFonts w:eastAsia="Times New Roman" w:cs="Times New Roman"/>
+          <w:b/>
+          <w:bCs/>
+          <w:kern w:val="0"/>
+          <w:sz w:val="28"/>
+          <w:szCs w:val="28"/>
+          <w:lang w:eastAsia="en-GB"/>
+          <w14:ligatures w14:val="none"/>
+        </w:rPr>
+      </w:pPr>
+    </w:p>
+    <w:p>
+      <w:pPr>
+        <w:spacing w:before="100" w:beforeAutospacing="1" w:after="100" w:afterAutospacing="1" w:line="240" w:lineRule="auto"/>
+        <w:ind w:left="425"/>
+        <w:outlineLvl w:val="2"/>
+        <w:rPr>
+          <w:rFonts w:eastAsia="Times New Roman" w:cs="Times New Roman"/>
+          <w:b/>
+          <w:bCs/>
+          <w:kern w:val="0"/>
+          <w:sz w:val="28"/>
+          <w:szCs w:val="28"/>
+          <w:lang w:eastAsia="en-GB"/>
+          <w14:ligatures w14:val="none"/>
+        </w:rPr>
+      </w:pPr>
+      <w:r>
+        <w:rPr>
+          <w:rFonts w:eastAsia="Times New Roman" w:cs="Times New Roman"/>
+          <w:b/>
+          <w:bCs/>
+          <w:kern w:val="0"/>
+          <w:sz w:val="28"/>
+          <w:szCs w:val="28"/>
+          <w:lang w:eastAsia="en-GB"/>
+          <w14:ligatures w14:val="none"/>
+        </w:rPr>
+        <w:t>6.</w:t>
+      </w:r>
+      <w:r>
+        <w:rPr>
+          <w:rFonts w:eastAsia="Times New Roman" w:cs="Times New Roman"/>
+          <w:b/>
+          <w:bCs/>
+          <w:kern w:val="0"/>
+          <w:sz w:val="28"/>
+          <w:szCs w:val="28"/>
+          <w:lang w:eastAsia="en-GB"/>
+          <w14:ligatures w14:val="none"/>
+        </w:rPr>
+        <w:t>KPI &amp; USER ACCEPTANCE: explain how success is measured.</w:t>
+      </w:r>
+    </w:p>
+    <w:p>
+      <w:pPr>
+        <w:spacing w:before="100" w:beforeAutospacing="1" w:after="100" w:afterAutospacing="1" w:line="240" w:lineRule="auto"/>
+        <w:ind w:left="425"/>
+        <w:outlineLvl w:val="2"/>
+        <w:rPr>
+          <w:rFonts w:eastAsia="Times New Roman" w:cs="Times New Roman"/>
+          <w:b/>
+          <w:bCs/>
+          <w:kern w:val="0"/>
+          <w:sz w:val="28"/>
+          <w:szCs w:val="28"/>
+          <w:lang w:eastAsia="en-GB"/>
+          <w14:ligatures w14:val="none"/>
+        </w:rPr>
+      </w:pPr>
+      <w:r>
+        <w:rPr>
+          <w:rFonts w:eastAsia="Times New Roman" w:cs="Times New Roman"/>
+          <w:b/>
+          <w:bCs/>
+          <w:kern w:val="0"/>
+          <w:sz w:val="28"/>
+          <w:szCs w:val="28"/>
+          <w:lang w:eastAsia="en-GB"/>
+          <w14:ligatures w14:val="none"/>
+        </w:rPr>
+        <w:t xml:space="preserve">- KPIs are measurable outcomes and User Acceptance </w:t>
+      </w:r>
+      <w:proofErr w:type="gramStart"/>
+      <w:r>
+        <w:rPr>
+          <w:rFonts w:eastAsia="Times New Roman" w:cs="Times New Roman"/>
+          <w:b/>
+          <w:bCs/>
+          <w:kern w:val="0"/>
+          <w:sz w:val="28"/>
+          <w:szCs w:val="28"/>
+          <w:lang w:eastAsia="en-GB"/>
+          <w14:ligatures w14:val="none"/>
+        </w:rPr>
+        <w:t>Criteria ,</w:t>
+      </w:r>
+      <w:proofErr w:type="gramEnd"/>
+      <w:r>
+        <w:rPr>
+          <w:rFonts w:eastAsia="Times New Roman" w:cs="Times New Roman"/>
+          <w:b/>
+          <w:bCs/>
+          <w:kern w:val="0"/>
+          <w:sz w:val="28"/>
+          <w:szCs w:val="28"/>
+          <w:lang w:eastAsia="en-GB"/>
+          <w14:ligatures w14:val="none"/>
+        </w:rPr>
+        <w:t xml:space="preserve"> can users </w:t>
+      </w:r>
+      <w:proofErr w:type="gramStart"/>
+      <w:r>
+        <w:rPr>
+          <w:rFonts w:eastAsia="Times New Roman" w:cs="Times New Roman"/>
+          <w:b/>
+          <w:bCs/>
+          <w:kern w:val="0"/>
+          <w:sz w:val="28"/>
+          <w:szCs w:val="28"/>
+          <w:lang w:eastAsia="en-GB"/>
+          <w14:ligatures w14:val="none"/>
+        </w:rPr>
+        <w:t>actually use</w:t>
+      </w:r>
+      <w:proofErr w:type="gramEnd"/>
+      <w:r>
+        <w:rPr>
+          <w:rFonts w:eastAsia="Times New Roman" w:cs="Times New Roman"/>
+          <w:b/>
+          <w:bCs/>
+          <w:kern w:val="0"/>
+          <w:sz w:val="28"/>
+          <w:szCs w:val="28"/>
+          <w:lang w:eastAsia="en-GB"/>
+          <w14:ligatures w14:val="none"/>
+        </w:rPr>
+        <w:t xml:space="preserve"> </w:t>
+      </w:r>
+      <w:proofErr w:type="gramStart"/>
+      <w:r>
+        <w:rPr>
+          <w:rFonts w:eastAsia="Times New Roman" w:cs="Times New Roman"/>
+          <w:b/>
+          <w:bCs/>
+          <w:kern w:val="0"/>
+          <w:sz w:val="28"/>
+          <w:szCs w:val="28"/>
+          <w:lang w:eastAsia="en-GB"/>
+          <w14:ligatures w14:val="none"/>
+        </w:rPr>
+        <w:t>it ?</w:t>
+      </w:r>
+      <w:proofErr w:type="gramEnd"/>
+    </w:p>
+    <w:p>
+      <w:pPr>
+        <w:spacing w:before="100" w:beforeAutospacing="1" w:after="100" w:afterAutospacing="1" w:line="240" w:lineRule="auto"/>
+        <w:ind w:left="425"/>
+        <w:outlineLvl w:val="2"/>
+        <w:rPr>
+          <w:rFonts w:eastAsia="Times New Roman" w:cs="Times New Roman"/>
+          <w:b/>
+          <w:bCs/>
+          <w:kern w:val="0"/>
+          <w:sz w:val="28"/>
+          <w:szCs w:val="28"/>
+          <w:lang w:eastAsia="en-GB"/>
+          <w14:ligatures w14:val="none"/>
+        </w:rPr>
+      </w:pPr>
+      <w:r>
+        <w:rPr>
+          <w:rFonts w:eastAsia="Times New Roman" w:cs="Times New Roman"/>
+          <w:b/>
+          <w:bCs/>
+          <w:kern w:val="0"/>
+          <w:sz w:val="28"/>
+          <w:szCs w:val="28"/>
+          <w:lang w:eastAsia="en-GB"/>
+          <w14:ligatures w14:val="none"/>
+        </w:rPr>
+        <w:t>- Both technical and business related</w:t>
+      </w:r>
+    </w:p>
+    <w:p>
+      <w:pPr>
+        <w:spacing w:before="100" w:beforeAutospacing="1" w:after="100" w:afterAutospacing="1" w:line="240" w:lineRule="auto"/>
+        <w:ind w:left="425"/>
+        <w:outlineLvl w:val="2"/>
+        <w:rPr>
+          <w:rFonts w:eastAsia="Times New Roman" w:cs="Times New Roman"/>
+          <w:b/>
+          <w:bCs/>
+          <w:kern w:val="0"/>
+          <w:sz w:val="28"/>
+          <w:szCs w:val="28"/>
+          <w:lang w:eastAsia="en-GB"/>
+          <w14:ligatures w14:val="none"/>
+        </w:rPr>
+      </w:pPr>
+      <w:r>
+        <w:rPr>
+          <w:rFonts w:eastAsia="Times New Roman" w:cs="Times New Roman"/>
+          <w:b/>
+          <w:bCs/>
+          <w:kern w:val="0"/>
+          <w:sz w:val="28"/>
+          <w:szCs w:val="28"/>
+          <w:lang w:eastAsia="en-GB"/>
+          <w14:ligatures w14:val="none"/>
+        </w:rPr>
+        <w:t>KPIs are:</w:t>
+      </w:r>
+    </w:p>
+    <w:p>
+      <w:pPr>
+        <w:numPr>
+          <w:ilvl w:val="0"/>
+          <w:numId w:val="11"/>
+        </w:numPr>
+        <w:spacing w:before="100" w:beforeAutospacing="1" w:after="100" w:afterAutospacing="1" w:line="240" w:lineRule="auto"/>
+        <w:outlineLvl w:val="2"/>
+        <w:rPr>
+          <w:rFonts w:eastAsia="Times New Roman" w:cs="Times New Roman"/>
+          <w:b/>
+          <w:bCs/>
+          <w:kern w:val="0"/>
+          <w:sz w:val="28"/>
+          <w:szCs w:val="28"/>
+          <w:lang w:eastAsia="en-GB"/>
+          <w14:ligatures w14:val="none"/>
+        </w:rPr>
+      </w:pPr>
+      <w:r>
+        <w:rPr>
+          <w:rFonts w:eastAsia="Times New Roman" w:cs="Times New Roman"/>
+          <w:b/>
+          <w:bCs/>
+          <w:kern w:val="0"/>
+          <w:sz w:val="28"/>
+          <w:szCs w:val="28"/>
+          <w:lang w:eastAsia="en-GB"/>
+          <w14:ligatures w14:val="none"/>
+        </w:rPr>
+        <w:t>organisational</w:t>
+      </w:r>
+    </w:p>
+    <w:p>
+      <w:pPr>
+        <w:numPr>
+          <w:ilvl w:val="0"/>
+          <w:numId w:val="11"/>
+        </w:numPr>
+        <w:spacing w:before="100" w:beforeAutospacing="1" w:after="100" w:afterAutospacing="1" w:line="240" w:lineRule="auto"/>
+        <w:outlineLvl w:val="2"/>
+        <w:rPr>
+          <w:rFonts w:eastAsia="Times New Roman" w:cs="Times New Roman"/>
+          <w:b/>
+          <w:bCs/>
+          <w:kern w:val="0"/>
+          <w:sz w:val="28"/>
+          <w:szCs w:val="28"/>
+          <w:lang w:eastAsia="en-GB"/>
+          <w14:ligatures w14:val="none"/>
+        </w:rPr>
+      </w:pPr>
+      <w:r>
+        <w:rPr>
+          <w:rFonts w:eastAsia="Times New Roman" w:cs="Times New Roman"/>
+          <w:b/>
+          <w:bCs/>
+          <w:kern w:val="0"/>
+          <w:sz w:val="28"/>
+          <w:szCs w:val="28"/>
+          <w:lang w:eastAsia="en-GB"/>
+          <w14:ligatures w14:val="none"/>
+        </w:rPr>
+        <w:t>measurable</w:t>
+      </w:r>
+    </w:p>
+    <w:p>
+      <w:pPr>
+        <w:numPr>
+          <w:ilvl w:val="0"/>
+          <w:numId w:val="11"/>
+        </w:numPr>
+        <w:spacing w:before="100" w:beforeAutospacing="1" w:after="100" w:afterAutospacing="1" w:line="240" w:lineRule="auto"/>
+        <w:outlineLvl w:val="2"/>
+        <w:rPr>
+          <w:rFonts w:eastAsia="Times New Roman" w:cs="Times New Roman"/>
+          <w:b/>
+          <w:bCs/>
+          <w:kern w:val="0"/>
+          <w:sz w:val="28"/>
+          <w:szCs w:val="28"/>
+          <w:lang w:eastAsia="en-GB"/>
+          <w14:ligatures w14:val="none"/>
+        </w:rPr>
+      </w:pPr>
+      <w:r>
+        <w:rPr>
+          <w:rFonts w:eastAsia="Times New Roman" w:cs="Times New Roman"/>
+          <w:b/>
+          <w:bCs/>
+          <w:kern w:val="0"/>
+          <w:sz w:val="28"/>
+          <w:szCs w:val="28"/>
+          <w:lang w:eastAsia="en-GB"/>
+          <w14:ligatures w14:val="none"/>
+        </w:rPr>
+        <w:t>often numerical</w:t>
+      </w:r>
+    </w:p>
+    <w:p>
+      <w:pPr>
+        <w:numPr>
+          <w:ilvl w:val="0"/>
+          <w:numId w:val="11"/>
+        </w:numPr>
+        <w:spacing w:before="100" w:beforeAutospacing="1" w:after="100" w:afterAutospacing="1" w:line="240" w:lineRule="auto"/>
+        <w:outlineLvl w:val="2"/>
+        <w:rPr>
+          <w:rFonts w:eastAsia="Times New Roman" w:cs="Times New Roman"/>
+          <w:b/>
+          <w:bCs/>
+          <w:kern w:val="0"/>
+          <w:sz w:val="28"/>
+          <w:szCs w:val="28"/>
+          <w:lang w:eastAsia="en-GB"/>
+          <w14:ligatures w14:val="none"/>
+        </w:rPr>
+      </w:pPr>
+      <w:r>
+        <w:rPr>
+          <w:rFonts w:eastAsia="Times New Roman" w:cs="Times New Roman"/>
+          <w:b/>
+          <w:bCs/>
+          <w:kern w:val="0"/>
+          <w:sz w:val="28"/>
+          <w:szCs w:val="28"/>
+          <w:lang w:eastAsia="en-GB"/>
+          <w14:ligatures w14:val="none"/>
+        </w:rPr>
+        <w:t>about performance, usage, outcomes</w:t>
+      </w:r>
+    </w:p>
+    <w:p>
+      <w:pPr>
+        <w:spacing w:before="100" w:beforeAutospacing="1" w:after="100" w:afterAutospacing="1" w:line="240" w:lineRule="auto"/>
+        <w:ind w:left="425"/>
+        <w:outlineLvl w:val="2"/>
+        <w:rPr>
+          <w:rFonts w:eastAsia="Times New Roman" w:cs="Times New Roman"/>
+          <w:b/>
+          <w:bCs/>
+          <w:kern w:val="0"/>
+          <w:sz w:val="28"/>
+          <w:szCs w:val="28"/>
+          <w:lang w:eastAsia="en-GB"/>
+          <w14:ligatures w14:val="none"/>
+        </w:rPr>
+      </w:pPr>
+      <w:r>
+        <w:rPr>
+          <w:rFonts w:eastAsia="Times New Roman" w:cs="Times New Roman"/>
+          <w:b/>
+          <w:bCs/>
+          <w:kern w:val="0"/>
+          <w:sz w:val="28"/>
+          <w:szCs w:val="28"/>
+          <w:lang w:eastAsia="en-GB"/>
+          <w14:ligatures w14:val="none"/>
+        </w:rPr>
+        <w:t xml:space="preserve">[Metric name]: [what is measured] should [meet/exceed/achieve] </w:t>
+      </w:r>
+    </w:p>
+    <w:p>
+      <w:pPr>
+        <w:spacing w:before="100" w:beforeAutospacing="1" w:after="100" w:afterAutospacing="1" w:line="240" w:lineRule="auto"/>
+        <w:ind w:left="425"/>
+        <w:outlineLvl w:val="2"/>
+        <w:rPr>
+          <w:rFonts w:eastAsia="Times New Roman" w:cs="Times New Roman"/>
+          <w:b/>
+          <w:bCs/>
+          <w:kern w:val="0"/>
+          <w:sz w:val="28"/>
+          <w:szCs w:val="28"/>
+          <w:lang w:eastAsia="en-GB"/>
+          <w14:ligatures w14:val="none"/>
+        </w:rPr>
+      </w:pPr>
+      <w:r>
+        <w:rPr>
+          <w:rFonts w:eastAsia="Times New Roman" w:cs="Times New Roman"/>
+          <w:b/>
+          <w:bCs/>
+          <w:kern w:val="0"/>
+          <w:sz w:val="28"/>
+          <w:szCs w:val="28"/>
+          <w:lang w:eastAsia="en-GB"/>
+          <w14:ligatures w14:val="none"/>
+        </w:rPr>
+        <w:t xml:space="preserve">[specific number or percentage] within [timeframe], </w:t>
+      </w:r>
+    </w:p>
+    <w:p>
+      <w:pPr>
+        <w:spacing w:before="100" w:beforeAutospacing="1" w:after="100" w:afterAutospacing="1" w:line="240" w:lineRule="auto"/>
+        <w:ind w:left="425"/>
+        <w:outlineLvl w:val="2"/>
+        <w:rPr>
+          <w:rFonts w:eastAsia="Times New Roman" w:cs="Times New Roman"/>
+          <w:b/>
+          <w:bCs/>
+          <w:kern w:val="0"/>
+          <w:sz w:val="28"/>
+          <w:szCs w:val="28"/>
+          <w:lang w:eastAsia="en-GB"/>
+          <w14:ligatures w14:val="none"/>
+        </w:rPr>
+      </w:pPr>
+      <w:r>
+        <w:rPr>
+          <w:rFonts w:eastAsia="Times New Roman" w:cs="Times New Roman"/>
+          <w:b/>
+          <w:bCs/>
+          <w:kern w:val="0"/>
+          <w:sz w:val="28"/>
+          <w:szCs w:val="28"/>
+          <w:lang w:eastAsia="en-GB"/>
+          <w14:ligatures w14:val="none"/>
+        </w:rPr>
+        <w:t>measured [over what period].</w:t>
+      </w:r>
+    </w:p>
+    <w:p>
+      <w:pPr>
+        <w:spacing w:before="100" w:beforeAutospacing="1" w:after="100" w:afterAutospacing="1" w:line="240" w:lineRule="auto"/>
+        <w:ind w:left="425"/>
+        <w:outlineLvl w:val="2"/>
+        <w:rPr>
+          <w:rFonts w:eastAsia="Times New Roman" w:cs="Times New Roman"/>
+          <w:b/>
+          <w:bCs/>
+          <w:kern w:val="0"/>
+          <w:sz w:val="28"/>
+          <w:szCs w:val="28"/>
+          <w:lang w:eastAsia="en-GB"/>
+          <w14:ligatures w14:val="none"/>
+        </w:rPr>
+      </w:pPr>
+      <w:r>
+        <w:rPr>
+          <w:rFonts w:eastAsia="Times New Roman" w:cs="Times New Roman"/>
+          <w:b/>
+          <w:bCs/>
+          <w:kern w:val="0"/>
+          <w:sz w:val="28"/>
+          <w:szCs w:val="28"/>
+          <w:lang w:eastAsia="en-GB"/>
+          <w14:ligatures w14:val="none"/>
+        </w:rPr>
+        <w:t>User Acceptance Criteria are:</w:t>
+      </w:r>
+    </w:p>
+    <w:p>
+      <w:pPr>
+        <w:numPr>
+          <w:ilvl w:val="0"/>
+          <w:numId w:val="12"/>
+        </w:numPr>
+        <w:spacing w:before="100" w:beforeAutospacing="1" w:after="100" w:afterAutospacing="1" w:line="240" w:lineRule="auto"/>
+        <w:outlineLvl w:val="2"/>
+        <w:rPr>
+          <w:rFonts w:eastAsia="Times New Roman" w:cs="Times New Roman"/>
+          <w:b/>
+          <w:bCs/>
+          <w:kern w:val="0"/>
+          <w:sz w:val="28"/>
+          <w:szCs w:val="28"/>
+          <w:lang w:eastAsia="en-GB"/>
+          <w14:ligatures w14:val="none"/>
+        </w:rPr>
+      </w:pPr>
+      <w:r>
+        <w:rPr>
+          <w:rFonts w:eastAsia="Times New Roman" w:cs="Times New Roman"/>
+          <w:b/>
+          <w:bCs/>
+          <w:kern w:val="0"/>
+          <w:sz w:val="28"/>
+          <w:szCs w:val="28"/>
+          <w:lang w:eastAsia="en-GB"/>
+          <w14:ligatures w14:val="none"/>
+        </w:rPr>
+        <w:t>user-focused</w:t>
+      </w:r>
+    </w:p>
+    <w:p>
+      <w:pPr>
+        <w:numPr>
+          <w:ilvl w:val="0"/>
+          <w:numId w:val="12"/>
+        </w:numPr>
+        <w:spacing w:before="100" w:beforeAutospacing="1" w:after="100" w:afterAutospacing="1" w:line="240" w:lineRule="auto"/>
+        <w:outlineLvl w:val="2"/>
+        <w:rPr>
+          <w:rFonts w:eastAsia="Times New Roman" w:cs="Times New Roman"/>
+          <w:b/>
+          <w:bCs/>
+          <w:kern w:val="0"/>
+          <w:sz w:val="28"/>
+          <w:szCs w:val="28"/>
+          <w:lang w:eastAsia="en-GB"/>
+          <w14:ligatures w14:val="none"/>
+        </w:rPr>
+      </w:pPr>
+      <w:r>
+        <w:rPr>
+          <w:rFonts w:eastAsia="Times New Roman" w:cs="Times New Roman"/>
+          <w:b/>
+          <w:bCs/>
+          <w:kern w:val="0"/>
+          <w:sz w:val="28"/>
+          <w:szCs w:val="28"/>
+          <w:lang w:eastAsia="en-GB"/>
+          <w14:ligatures w14:val="none"/>
+        </w:rPr>
+        <w:t>task-based</w:t>
+      </w:r>
+    </w:p>
+    <w:p>
+      <w:pPr>
+        <w:numPr>
+          <w:ilvl w:val="0"/>
+          <w:numId w:val="12"/>
+        </w:numPr>
+        <w:spacing w:before="100" w:beforeAutospacing="1" w:after="100" w:afterAutospacing="1" w:line="240" w:lineRule="auto"/>
+        <w:outlineLvl w:val="2"/>
+        <w:rPr>
+          <w:rFonts w:eastAsia="Times New Roman" w:cs="Times New Roman"/>
+          <w:b/>
+          <w:bCs/>
+          <w:kern w:val="0"/>
+          <w:sz w:val="28"/>
+          <w:szCs w:val="28"/>
+          <w:lang w:eastAsia="en-GB"/>
+          <w14:ligatures w14:val="none"/>
+        </w:rPr>
+      </w:pPr>
+      <w:r>
+        <w:rPr>
+          <w:rFonts w:eastAsia="Times New Roman" w:cs="Times New Roman"/>
+          <w:b/>
+          <w:bCs/>
+          <w:kern w:val="0"/>
+          <w:sz w:val="28"/>
+          <w:szCs w:val="28"/>
+          <w:lang w:eastAsia="en-GB"/>
+          <w14:ligatures w14:val="none"/>
+        </w:rPr>
+        <w:t>success/failure oriented</w:t>
+      </w:r>
+    </w:p>
+    <w:p>
+      <w:pPr>
+        <w:numPr>
+          <w:ilvl w:val="0"/>
+          <w:numId w:val="12"/>
+        </w:numPr>
+        <w:spacing w:before="100" w:beforeAutospacing="1" w:after="100" w:afterAutospacing="1" w:line="240" w:lineRule="auto"/>
+        <w:outlineLvl w:val="2"/>
+        <w:rPr>
+          <w:rFonts w:eastAsia="Times New Roman" w:cs="Times New Roman"/>
+          <w:b/>
+          <w:bCs/>
+          <w:kern w:val="0"/>
+          <w:sz w:val="28"/>
+          <w:szCs w:val="28"/>
+          <w:lang w:eastAsia="en-GB"/>
+          <w14:ligatures w14:val="none"/>
+        </w:rPr>
+      </w:pPr>
+      <w:r>
+        <w:rPr>
+          <w:rFonts w:eastAsia="Times New Roman" w:cs="Times New Roman"/>
+          <w:b/>
+          <w:bCs/>
+          <w:kern w:val="0"/>
+          <w:sz w:val="28"/>
+          <w:szCs w:val="28"/>
+          <w:lang w:eastAsia="en-GB"/>
+          <w14:ligatures w14:val="none"/>
+        </w:rPr>
+        <w:t>often yes/no</w:t>
+      </w:r>
+    </w:p>
+    <w:p>
+      <w:pPr>
+        <w:spacing w:before="100" w:beforeAutospacing="1" w:after="100" w:afterAutospacing="1" w:line="240" w:lineRule="auto"/>
+        <w:ind w:left="425"/>
+        <w:outlineLvl w:val="2"/>
+        <w:rPr>
+          <w:rFonts w:eastAsia="Times New Roman" w:cs="Times New Roman"/>
+          <w:b/>
+          <w:bCs/>
+          <w:i/>
+          <w:iCs/>
+          <w:kern w:val="0"/>
+          <w:sz w:val="28"/>
+          <w:szCs w:val="28"/>
+          <w:lang w:eastAsia="en-GB"/>
+          <w14:ligatures w14:val="none"/>
+        </w:rPr>
+      </w:pPr>
+      <w:r>
+        <w:rPr>
+          <w:rFonts w:eastAsia="Times New Roman" w:cs="Times New Roman"/>
+          <w:b/>
+          <w:bCs/>
+          <w:kern w:val="0"/>
+          <w:sz w:val="28"/>
+          <w:szCs w:val="28"/>
+          <w:lang w:eastAsia="en-GB"/>
+          <w14:ligatures w14:val="none"/>
+        </w:rPr>
+        <w:lastRenderedPageBreak/>
+        <w:t xml:space="preserve">Think: </w:t>
+      </w:r>
+      <w:r>
+        <w:rPr>
+          <w:rFonts w:eastAsia="Times New Roman" w:cs="Times New Roman"/>
+          <w:b/>
+          <w:bCs/>
+          <w:i/>
+          <w:iCs/>
+          <w:kern w:val="0"/>
+          <w:sz w:val="28"/>
+          <w:szCs w:val="28"/>
+          <w:lang w:eastAsia="en-GB"/>
+          <w14:ligatures w14:val="none"/>
+        </w:rPr>
+        <w:t>“Can a real user do what they need to do?”</w:t>
       </w:r>
     </w:p>
     <w:p>
@@ -1126,7 +2210,20 @@
           <w:lang w:eastAsia="en-GB"/>
           <w14:ligatures w14:val="none"/>
         </w:rPr>
-        <w:t>Clear components.</w:t>
+        <w:t xml:space="preserve">simply just rewriting the functional requirements in a </w:t>
+      </w:r>
+      <w:r>
+        <w:rPr>
+          <w:rFonts w:eastAsia="Times New Roman" w:cs="Times New Roman"/>
+          <w:b/>
+          <w:bCs/>
+          <w:kern w:val="0"/>
+          <w:sz w:val="28"/>
+          <w:szCs w:val="28"/>
+          <w:lang w:eastAsia="en-GB"/>
+          <w14:ligatures w14:val="none"/>
+        </w:rPr>
+        <w:t>situation format to outline functionality</w:t>
       </w:r>
     </w:p>
     <w:p>
@@ -1160,26 +2257,8 @@
           <w:lang w:eastAsia="en-GB"/>
           <w14:ligatures w14:val="none"/>
         </w:rPr>
-        <w:t>Preparation for the algorithms later.</w:t>
-      </w:r>
-    </w:p>
-    <w:p>
-      <w:pPr>
-        <w:pStyle w:val="ListParagraph"/>
-        <w:spacing w:before="100" w:beforeAutospacing="1" w:after="100" w:afterAutospacing="1" w:line="240" w:lineRule="auto"/>
-        <w:ind w:left="1080"/>
-        <w:outlineLvl w:val="2"/>
-        <w:rPr>
-          <w:rFonts w:eastAsia="Times New Roman" w:cs="Times New Roman"/>
-          <w:b/>
-          <w:bCs/>
-          <w:kern w:val="0"/>
-          <w:sz w:val="28"/>
-          <w:szCs w:val="28"/>
-          <w:lang w:eastAsia="en-GB"/>
-          <w14:ligatures w14:val="none"/>
-        </w:rPr>
-      </w:pPr>
+        <w:t>UACs are usually written in present or conditional tense</w:t>
+      </w:r>
     </w:p>
     <w:p>
       <w:pPr>
@@ -1212,280 +2291,8 @@
           <w:lang w:eastAsia="en-GB"/>
           <w14:ligatures w14:val="none"/>
         </w:rPr>
-        <w:t>“How would a dev team split this work up?”</w:t>
-      </w:r>
-    </w:p>
-    <w:p>
-      <w:pPr>
-        <w:pStyle w:val="ListParagraph"/>
-        <w:rPr>
-          <w:rFonts w:eastAsia="Times New Roman" w:cs="Times New Roman"/>
-          <w:b/>
-          <w:bCs/>
-          <w:kern w:val="0"/>
-          <w:sz w:val="28"/>
-          <w:szCs w:val="28"/>
-          <w:lang w:eastAsia="en-GB"/>
-          <w14:ligatures w14:val="none"/>
-        </w:rPr>
-      </w:pPr>
-    </w:p>
-    <w:p>
-      <w:pPr>
-        <w:spacing w:before="100" w:beforeAutospacing="1" w:after="100" w:afterAutospacing="1" w:line="240" w:lineRule="auto"/>
-        <w:outlineLvl w:val="2"/>
-        <w:rPr>
-          <w:rFonts w:eastAsia="Times New Roman" w:cs="Times New Roman"/>
-          <w:b/>
-          <w:bCs/>
-          <w:kern w:val="0"/>
-          <w:sz w:val="28"/>
-          <w:szCs w:val="28"/>
-          <w:lang w:eastAsia="en-GB"/>
-          <w14:ligatures w14:val="none"/>
-        </w:rPr>
-      </w:pPr>
-      <w:r>
-        <w:rPr>
-          <w:rFonts w:eastAsia="Times New Roman" w:cs="Times New Roman"/>
-          <w:b/>
-          <w:bCs/>
-          <w:kern w:val="0"/>
-          <w:sz w:val="28"/>
-          <w:szCs w:val="28"/>
-          <w:lang w:eastAsia="en-GB"/>
-          <w14:ligatures w14:val="none"/>
-        </w:rPr>
-        <w:t>Step-by-step thinking (this is the key)</w:t>
-      </w:r>
-    </w:p>
-    <w:p>
-      <w:pPr>
-        <w:spacing w:before="100" w:beforeAutospacing="1" w:after="100" w:afterAutospacing="1" w:line="240" w:lineRule="auto"/>
-        <w:outlineLvl w:val="2"/>
-        <w:rPr>
-          <w:rFonts w:eastAsia="Times New Roman" w:cs="Times New Roman"/>
-          <w:b/>
-          <w:bCs/>
-          <w:kern w:val="0"/>
-          <w:sz w:val="28"/>
-          <w:szCs w:val="28"/>
-          <w:lang w:eastAsia="en-GB"/>
-          <w14:ligatures w14:val="none"/>
-        </w:rPr>
-      </w:pPr>
-      <w:r>
-        <w:rPr>
-          <w:rFonts w:eastAsia="Times New Roman" w:cs="Times New Roman"/>
-          <w:b/>
-          <w:bCs/>
-          <w:kern w:val="0"/>
-          <w:sz w:val="28"/>
-          <w:szCs w:val="28"/>
-          <w:lang w:eastAsia="en-GB"/>
-          <w14:ligatures w14:val="none"/>
-        </w:rPr>
-        <w:t>Ask yourself:</w:t>
-      </w:r>
-    </w:p>
-    <w:p>
-      <w:pPr>
-        <w:numPr>
-          <w:ilvl w:val="0"/>
-          <w:numId w:val="10"/>
-        </w:numPr>
-        <w:spacing w:before="100" w:beforeAutospacing="1" w:after="100" w:afterAutospacing="1" w:line="240" w:lineRule="auto"/>
-        <w:outlineLvl w:val="2"/>
-        <w:rPr>
-          <w:rFonts w:eastAsia="Times New Roman" w:cs="Times New Roman"/>
-          <w:b/>
-          <w:bCs/>
-          <w:kern w:val="0"/>
-          <w:sz w:val="28"/>
-          <w:szCs w:val="28"/>
-          <w:lang w:eastAsia="en-GB"/>
-          <w14:ligatures w14:val="none"/>
-        </w:rPr>
-      </w:pPr>
-      <w:r>
-        <w:rPr>
-          <w:rFonts w:eastAsia="Times New Roman" w:cs="Times New Roman"/>
-          <w:b/>
-          <w:bCs/>
-          <w:kern w:val="0"/>
-          <w:sz w:val="28"/>
-          <w:szCs w:val="28"/>
-          <w:lang w:eastAsia="en-GB"/>
-          <w14:ligatures w14:val="none"/>
-        </w:rPr>
-        <w:t>“What part of the system handles users?”</w:t>
-      </w:r>
-    </w:p>
-    <w:p>
-      <w:pPr>
-        <w:numPr>
-          <w:ilvl w:val="0"/>
-          <w:numId w:val="10"/>
-        </w:numPr>
-        <w:spacing w:before="100" w:beforeAutospacing="1" w:after="100" w:afterAutospacing="1" w:line="240" w:lineRule="auto"/>
-        <w:outlineLvl w:val="2"/>
-        <w:rPr>
-          <w:rFonts w:eastAsia="Times New Roman" w:cs="Times New Roman"/>
-          <w:b/>
-          <w:bCs/>
-          <w:kern w:val="0"/>
-          <w:sz w:val="28"/>
-          <w:szCs w:val="28"/>
-          <w:lang w:eastAsia="en-GB"/>
-          <w14:ligatures w14:val="none"/>
-        </w:rPr>
-      </w:pPr>
-      <w:r>
-        <w:rPr>
-          <w:rFonts w:eastAsia="Times New Roman" w:cs="Times New Roman"/>
-          <w:b/>
-          <w:bCs/>
-          <w:kern w:val="0"/>
-          <w:sz w:val="28"/>
-          <w:szCs w:val="28"/>
-          <w:lang w:eastAsia="en-GB"/>
-          <w14:ligatures w14:val="none"/>
-        </w:rPr>
-        <w:t>“What part handles information and content?”</w:t>
-      </w:r>
-    </w:p>
-    <w:p>
-      <w:pPr>
-        <w:numPr>
-          <w:ilvl w:val="0"/>
-          <w:numId w:val="10"/>
-        </w:numPr>
-        <w:spacing w:before="100" w:beforeAutospacing="1" w:after="100" w:afterAutospacing="1" w:line="240" w:lineRule="auto"/>
-        <w:outlineLvl w:val="2"/>
-        <w:rPr>
-          <w:rFonts w:eastAsia="Times New Roman" w:cs="Times New Roman"/>
-          <w:b/>
-          <w:bCs/>
-          <w:kern w:val="0"/>
-          <w:sz w:val="28"/>
-          <w:szCs w:val="28"/>
-          <w:lang w:eastAsia="en-GB"/>
-          <w14:ligatures w14:val="none"/>
-        </w:rPr>
-      </w:pPr>
-      <w:r>
-        <w:rPr>
-          <w:rFonts w:eastAsia="Times New Roman" w:cs="Times New Roman"/>
-          <w:b/>
-          <w:bCs/>
-          <w:kern w:val="0"/>
-          <w:sz w:val="28"/>
-          <w:szCs w:val="28"/>
-          <w:lang w:eastAsia="en-GB"/>
-          <w14:ligatures w14:val="none"/>
-        </w:rPr>
-        <w:t>“What part handles navigation?”</w:t>
-      </w:r>
-    </w:p>
-    <w:p>
-      <w:pPr>
-        <w:numPr>
-          <w:ilvl w:val="0"/>
-          <w:numId w:val="10"/>
-        </w:numPr>
-        <w:spacing w:before="100" w:beforeAutospacing="1" w:after="100" w:afterAutospacing="1" w:line="240" w:lineRule="auto"/>
-        <w:outlineLvl w:val="2"/>
-        <w:rPr>
-          <w:rFonts w:eastAsia="Times New Roman" w:cs="Times New Roman"/>
-          <w:b/>
-          <w:bCs/>
-          <w:kern w:val="0"/>
-          <w:sz w:val="28"/>
-          <w:szCs w:val="28"/>
-          <w:lang w:eastAsia="en-GB"/>
-          <w14:ligatures w14:val="none"/>
-        </w:rPr>
-      </w:pPr>
-      <w:r>
-        <w:rPr>
-          <w:rFonts w:eastAsia="Times New Roman" w:cs="Times New Roman"/>
-          <w:b/>
-          <w:bCs/>
-          <w:kern w:val="0"/>
-          <w:sz w:val="28"/>
-          <w:szCs w:val="28"/>
-          <w:lang w:eastAsia="en-GB"/>
-          <w14:ligatures w14:val="none"/>
-        </w:rPr>
-        <w:t>“What part handles communication?”</w:t>
-      </w:r>
-    </w:p>
-    <w:p>
-      <w:pPr>
-        <w:numPr>
-          <w:ilvl w:val="0"/>
-          <w:numId w:val="10"/>
-        </w:numPr>
-        <w:spacing w:before="100" w:beforeAutospacing="1" w:after="100" w:afterAutospacing="1" w:line="240" w:lineRule="auto"/>
-        <w:outlineLvl w:val="2"/>
-        <w:rPr>
-          <w:rFonts w:eastAsia="Times New Roman" w:cs="Times New Roman"/>
-          <w:b/>
-          <w:bCs/>
-          <w:kern w:val="0"/>
-          <w:sz w:val="28"/>
-          <w:szCs w:val="28"/>
-          <w:lang w:eastAsia="en-GB"/>
-          <w14:ligatures w14:val="none"/>
-        </w:rPr>
-      </w:pPr>
-      <w:r>
-        <w:rPr>
-          <w:rFonts w:eastAsia="Times New Roman" w:cs="Times New Roman"/>
-          <w:b/>
-          <w:bCs/>
-          <w:kern w:val="0"/>
-          <w:sz w:val="28"/>
-          <w:szCs w:val="28"/>
-          <w:lang w:eastAsia="en-GB"/>
-          <w14:ligatures w14:val="none"/>
-        </w:rPr>
-        <w:t>“What part handles data and analytics?</w:t>
-      </w:r>
-    </w:p>
-    <w:p>
-      <w:pPr>
-        <w:spacing w:before="100" w:beforeAutospacing="1" w:after="100" w:afterAutospacing="1" w:line="240" w:lineRule="auto"/>
-        <w:outlineLvl w:val="2"/>
-        <w:rPr>
-          <w:rFonts w:eastAsia="Times New Roman" w:cs="Times New Roman"/>
-          <w:b/>
-          <w:bCs/>
-          <w:kern w:val="0"/>
-          <w:sz w:val="28"/>
-          <w:szCs w:val="28"/>
-          <w:lang w:eastAsia="en-GB"/>
-          <w14:ligatures w14:val="none"/>
-        </w:rPr>
-      </w:pPr>
-    </w:p>
-    <w:p>
-      <w:pPr>
-        <w:pStyle w:val="ListParagraph"/>
-        <w:spacing w:before="100" w:beforeAutospacing="1" w:after="100" w:afterAutospacing="1" w:line="240" w:lineRule="auto"/>
-        <w:ind w:left="1080"/>
-        <w:outlineLvl w:val="2"/>
-        <w:rPr>
-          <w:rFonts w:eastAsia="Times New Roman" w:cs="Times New Roman"/>
-          <w:b/>
-          <w:bCs/>
-          <w:kern w:val="0"/>
-          <w:sz w:val="28"/>
-          <w:szCs w:val="28"/>
-          <w:lang w:eastAsia="en-GB"/>
-          <w14:ligatures w14:val="none"/>
-        </w:rPr>
-      </w:pPr>
+        <w:t>Use a before and after</w:t>
+      </w:r>
     </w:p>
     <w:p>
       <w:pPr>
@@ -1503,32 +2310,6 @@
           <w14:ligatures w14:val="none"/>
         </w:rPr>
       </w:pPr>
-      <w:r>
-        <w:rPr>
-          <w:rFonts w:eastAsia="Times New Roman" w:cs="Times New Roman"/>
-          <w:b/>
-          <w:bCs/>
-          <w:kern w:val="0"/>
-          <w:sz w:val="28"/>
-          <w:szCs w:val="28"/>
-          <w:lang w:eastAsia="en-GB"/>
-          <w14:ligatures w14:val="none"/>
-        </w:rPr>
-        <w:t>6.</w:t>
-      </w:r>
-      <w:r>
-        <w:rPr>
-          <w:rFonts w:eastAsia="Times New Roman" w:cs="Times New Roman"/>
-          <w:b/>
-          <w:bCs/>
-          <w:kern w:val="0"/>
-          <w:sz w:val="28"/>
-          <w:szCs w:val="28"/>
-          <w:lang w:eastAsia="en-GB"/>
-          <w14:ligatures w14:val="none"/>
-        </w:rPr>
-        <w:t>KPI &amp; USER ACCEPTANCE: explain how success is measured.</w:t>
-      </w:r>
     </w:p>
     <w:p>
       <w:pPr>
@@ -1549,562 +2330,24 @@
       <w:r>
         <w:rPr>
           <w:rFonts w:eastAsia="Times New Roman" w:cs="Times New Roman"/>
-          <w:b/>
-          <w:bCs/>
-          <w:kern w:val="0"/>
-          <w:sz w:val="28"/>
-          <w:szCs w:val="28"/>
-          <w:lang w:eastAsia="en-GB"/>
-          <w14:ligatures w14:val="none"/>
-        </w:rPr>
-        <w:t xml:space="preserve">- KPIs are measurable outcomes and User Acceptance </w:t>
-      </w:r>
-      <w:proofErr w:type="gramStart"/>
-      <w:r>
-        <w:rPr>
-          <w:rFonts w:eastAsia="Times New Roman" w:cs="Times New Roman"/>
-          <w:b/>
-          <w:bCs/>
-          <w:kern w:val="0"/>
-          <w:sz w:val="28"/>
-          <w:szCs w:val="28"/>
-          <w:lang w:eastAsia="en-GB"/>
-          <w14:ligatures w14:val="none"/>
-        </w:rPr>
-        <w:t>Criteria ,</w:t>
-      </w:r>
-      <w:proofErr w:type="gramEnd"/>
-      <w:r>
-        <w:rPr>
-          <w:rFonts w:eastAsia="Times New Roman" w:cs="Times New Roman"/>
-          <w:b/>
-          <w:bCs/>
-          <w:kern w:val="0"/>
-          <w:sz w:val="28"/>
-          <w:szCs w:val="28"/>
-          <w:lang w:eastAsia="en-GB"/>
-          <w14:ligatures w14:val="none"/>
-        </w:rPr>
-        <w:t xml:space="preserve"> can users </w:t>
-      </w:r>
-      <w:proofErr w:type="gramStart"/>
-      <w:r>
-        <w:rPr>
-          <w:rFonts w:eastAsia="Times New Roman" w:cs="Times New Roman"/>
-          <w:b/>
-          <w:bCs/>
-          <w:kern w:val="0"/>
-          <w:sz w:val="28"/>
-          <w:szCs w:val="28"/>
-          <w:lang w:eastAsia="en-GB"/>
-          <w14:ligatures w14:val="none"/>
-        </w:rPr>
-        <w:t>actually use</w:t>
-      </w:r>
-      <w:proofErr w:type="gramEnd"/>
-      <w:r>
-        <w:rPr>
-          <w:rFonts w:eastAsia="Times New Roman" w:cs="Times New Roman"/>
-          <w:b/>
-          <w:bCs/>
-          <w:kern w:val="0"/>
-          <w:sz w:val="28"/>
-          <w:szCs w:val="28"/>
-          <w:lang w:eastAsia="en-GB"/>
-          <w14:ligatures w14:val="none"/>
-        </w:rPr>
-        <w:t xml:space="preserve"> </w:t>
-      </w:r>
-      <w:proofErr w:type="gramStart"/>
-      <w:r>
-        <w:rPr>
-          <w:rFonts w:eastAsia="Times New Roman" w:cs="Times New Roman"/>
-          <w:b/>
-          <w:bCs/>
-          <w:kern w:val="0"/>
-          <w:sz w:val="28"/>
-          <w:szCs w:val="28"/>
-          <w:lang w:eastAsia="en-GB"/>
-          <w14:ligatures w14:val="none"/>
-        </w:rPr>
-        <w:t>it ?</w:t>
-      </w:r>
-      <w:proofErr w:type="gramEnd"/>
-    </w:p>
-    <w:p>
-      <w:pPr>
-        <w:spacing w:before="100" w:beforeAutospacing="1" w:after="100" w:afterAutospacing="1" w:line="240" w:lineRule="auto"/>
-        <w:ind w:left="425"/>
-        <w:outlineLvl w:val="2"/>
-        <w:rPr>
-          <w:rFonts w:eastAsia="Times New Roman" w:cs="Times New Roman"/>
-          <w:b/>
-          <w:bCs/>
-          <w:kern w:val="0"/>
-          <w:sz w:val="28"/>
-          <w:szCs w:val="28"/>
-          <w:lang w:eastAsia="en-GB"/>
-          <w14:ligatures w14:val="none"/>
-        </w:rPr>
-      </w:pPr>
-      <w:r>
-        <w:rPr>
-          <w:rFonts w:eastAsia="Times New Roman" w:cs="Times New Roman"/>
-          <w:b/>
-          <w:bCs/>
-          <w:kern w:val="0"/>
-          <w:sz w:val="28"/>
-          <w:szCs w:val="28"/>
-          <w:lang w:eastAsia="en-GB"/>
-          <w14:ligatures w14:val="none"/>
-        </w:rPr>
-        <w:t>- Both technical and business related</w:t>
-      </w:r>
-    </w:p>
-    <w:p>
-      <w:pPr>
-        <w:spacing w:before="100" w:beforeAutospacing="1" w:after="100" w:afterAutospacing="1" w:line="240" w:lineRule="auto"/>
-        <w:ind w:left="425"/>
-        <w:outlineLvl w:val="2"/>
-        <w:rPr>
-          <w:rFonts w:eastAsia="Times New Roman" w:cs="Times New Roman"/>
-          <w:b/>
-          <w:bCs/>
-          <w:kern w:val="0"/>
-          <w:sz w:val="28"/>
-          <w:szCs w:val="28"/>
-          <w:lang w:eastAsia="en-GB"/>
-          <w14:ligatures w14:val="none"/>
-        </w:rPr>
-      </w:pPr>
-      <w:r>
-        <w:rPr>
-          <w:rFonts w:eastAsia="Times New Roman" w:cs="Times New Roman"/>
-          <w:b/>
-          <w:bCs/>
-          <w:kern w:val="0"/>
-          <w:sz w:val="28"/>
-          <w:szCs w:val="28"/>
-          <w:lang w:eastAsia="en-GB"/>
-          <w14:ligatures w14:val="none"/>
-        </w:rPr>
-        <w:t>KPIs are:</w:t>
-      </w:r>
-    </w:p>
-    <w:p>
-      <w:pPr>
-        <w:numPr>
-          <w:ilvl w:val="0"/>
-          <w:numId w:val="11"/>
-        </w:numPr>
-        <w:spacing w:before="100" w:beforeAutospacing="1" w:after="100" w:afterAutospacing="1" w:line="240" w:lineRule="auto"/>
-        <w:outlineLvl w:val="2"/>
-        <w:rPr>
-          <w:rFonts w:eastAsia="Times New Roman" w:cs="Times New Roman"/>
-          <w:b/>
-          <w:bCs/>
-          <w:kern w:val="0"/>
-          <w:sz w:val="28"/>
-          <w:szCs w:val="28"/>
-          <w:lang w:eastAsia="en-GB"/>
-          <w14:ligatures w14:val="none"/>
-        </w:rPr>
-      </w:pPr>
-      <w:r>
-        <w:rPr>
-          <w:rFonts w:eastAsia="Times New Roman" w:cs="Times New Roman"/>
-          <w:b/>
-          <w:bCs/>
-          <w:kern w:val="0"/>
-          <w:sz w:val="28"/>
-          <w:szCs w:val="28"/>
-          <w:lang w:eastAsia="en-GB"/>
-          <w14:ligatures w14:val="none"/>
-        </w:rPr>
-        <w:t>organisational</w:t>
-      </w:r>
-    </w:p>
-    <w:p>
-      <w:pPr>
-        <w:numPr>
-          <w:ilvl w:val="0"/>
-          <w:numId w:val="11"/>
-        </w:numPr>
-        <w:spacing w:before="100" w:beforeAutospacing="1" w:after="100" w:afterAutospacing="1" w:line="240" w:lineRule="auto"/>
-        <w:outlineLvl w:val="2"/>
-        <w:rPr>
-          <w:rFonts w:eastAsia="Times New Roman" w:cs="Times New Roman"/>
-          <w:b/>
-          <w:bCs/>
-          <w:kern w:val="0"/>
-          <w:sz w:val="28"/>
-          <w:szCs w:val="28"/>
-          <w:lang w:eastAsia="en-GB"/>
-          <w14:ligatures w14:val="none"/>
-        </w:rPr>
-      </w:pPr>
-      <w:r>
-        <w:rPr>
-          <w:rFonts w:eastAsia="Times New Roman" w:cs="Times New Roman"/>
-          <w:b/>
-          <w:bCs/>
-          <w:kern w:val="0"/>
-          <w:sz w:val="28"/>
-          <w:szCs w:val="28"/>
-          <w:lang w:eastAsia="en-GB"/>
-          <w14:ligatures w14:val="none"/>
-        </w:rPr>
-        <w:t>measurable</w:t>
-      </w:r>
-    </w:p>
-    <w:p>
-      <w:pPr>
-        <w:numPr>
-          <w:ilvl w:val="0"/>
-          <w:numId w:val="11"/>
-        </w:numPr>
-        <w:spacing w:before="100" w:beforeAutospacing="1" w:after="100" w:afterAutospacing="1" w:line="240" w:lineRule="auto"/>
-        <w:outlineLvl w:val="2"/>
-        <w:rPr>
-          <w:rFonts w:eastAsia="Times New Roman" w:cs="Times New Roman"/>
-          <w:b/>
-          <w:bCs/>
-          <w:kern w:val="0"/>
-          <w:sz w:val="28"/>
-          <w:szCs w:val="28"/>
-          <w:lang w:eastAsia="en-GB"/>
-          <w14:ligatures w14:val="none"/>
-        </w:rPr>
-      </w:pPr>
-      <w:r>
-        <w:rPr>
-          <w:rFonts w:eastAsia="Times New Roman" w:cs="Times New Roman"/>
-          <w:b/>
-          <w:bCs/>
-          <w:kern w:val="0"/>
-          <w:sz w:val="28"/>
-          <w:szCs w:val="28"/>
-          <w:lang w:eastAsia="en-GB"/>
-          <w14:ligatures w14:val="none"/>
-        </w:rPr>
-        <w:t>often numerical</w:t>
-      </w:r>
-    </w:p>
-    <w:p>
-      <w:pPr>
-        <w:numPr>
-          <w:ilvl w:val="0"/>
-          <w:numId w:val="11"/>
-        </w:numPr>
-        <w:spacing w:before="100" w:beforeAutospacing="1" w:after="100" w:afterAutospacing="1" w:line="240" w:lineRule="auto"/>
-        <w:outlineLvl w:val="2"/>
-        <w:rPr>
-          <w:rFonts w:eastAsia="Times New Roman" w:cs="Times New Roman"/>
-          <w:b/>
-          <w:bCs/>
-          <w:kern w:val="0"/>
-          <w:sz w:val="28"/>
-          <w:szCs w:val="28"/>
-          <w:lang w:eastAsia="en-GB"/>
-          <w14:ligatures w14:val="none"/>
-        </w:rPr>
-      </w:pPr>
-      <w:r>
-        <w:rPr>
-          <w:rFonts w:eastAsia="Times New Roman" w:cs="Times New Roman"/>
-          <w:b/>
-          <w:bCs/>
-          <w:kern w:val="0"/>
-          <w:sz w:val="28"/>
-          <w:szCs w:val="28"/>
-          <w:lang w:eastAsia="en-GB"/>
-          <w14:ligatures w14:val="none"/>
-        </w:rPr>
-        <w:t>about performance, usage, outcomes</w:t>
-      </w:r>
-    </w:p>
-    <w:p>
-      <w:pPr>
-        <w:spacing w:before="100" w:beforeAutospacing="1" w:after="100" w:afterAutospacing="1" w:line="240" w:lineRule="auto"/>
-        <w:ind w:left="425"/>
-        <w:outlineLvl w:val="2"/>
-        <w:rPr>
-          <w:rFonts w:eastAsia="Times New Roman" w:cs="Times New Roman"/>
-          <w:b/>
-          <w:bCs/>
-          <w:kern w:val="0"/>
-          <w:sz w:val="28"/>
-          <w:szCs w:val="28"/>
-          <w:lang w:eastAsia="en-GB"/>
-          <w14:ligatures w14:val="none"/>
-        </w:rPr>
-      </w:pPr>
-      <w:r>
-        <w:rPr>
-          <w:rFonts w:eastAsia="Times New Roman" w:cs="Times New Roman"/>
-          <w:b/>
-          <w:bCs/>
-          <w:kern w:val="0"/>
-          <w:sz w:val="28"/>
-          <w:szCs w:val="28"/>
-          <w:lang w:eastAsia="en-GB"/>
-          <w14:ligatures w14:val="none"/>
-        </w:rPr>
-        <w:t xml:space="preserve">Think: </w:t>
-      </w:r>
-      <w:r>
-        <w:rPr>
-          <w:rFonts w:eastAsia="Times New Roman" w:cs="Times New Roman"/>
-          <w:b/>
-          <w:bCs/>
-          <w:i/>
-          <w:iCs/>
-          <w:kern w:val="0"/>
-          <w:sz w:val="28"/>
-          <w:szCs w:val="28"/>
-          <w:lang w:eastAsia="en-GB"/>
-          <w14:ligatures w14:val="none"/>
-        </w:rPr>
-        <w:t>X AND Y in math. One metric of measurement being related to an overarchin</w:t>
-      </w:r>
-      <w:r>
-        <w:rPr>
-          <w:rFonts w:eastAsia="Times New Roman" w:cs="Times New Roman"/>
-          <w:b/>
-          <w:bCs/>
-          <w:i/>
-          <w:iCs/>
-          <w:kern w:val="0"/>
-          <w:sz w:val="28"/>
-          <w:szCs w:val="28"/>
-          <w:lang w:eastAsia="en-GB"/>
-          <w14:ligatures w14:val="none"/>
-        </w:rPr>
-        <w:t>g</w:t>
-      </w:r>
-      <w:r>
-        <w:rPr>
-          <w:rFonts w:eastAsia="Times New Roman" w:cs="Times New Roman"/>
-          <w:b/>
-          <w:bCs/>
-          <w:i/>
-          <w:iCs/>
-          <w:kern w:val="0"/>
-          <w:sz w:val="28"/>
-          <w:szCs w:val="28"/>
-          <w:lang w:eastAsia="en-GB"/>
-          <w14:ligatures w14:val="none"/>
-        </w:rPr>
-        <w:t xml:space="preserve"> anchor.</w:t>
-      </w:r>
-    </w:p>
-    <w:p>
-      <w:pPr>
-        <w:spacing w:before="100" w:beforeAutospacing="1" w:after="100" w:afterAutospacing="1" w:line="240" w:lineRule="auto"/>
-        <w:ind w:left="425"/>
-        <w:outlineLvl w:val="2"/>
-        <w:rPr>
-          <w:rFonts w:eastAsia="Times New Roman" w:cs="Times New Roman"/>
-          <w:b/>
-          <w:bCs/>
-          <w:kern w:val="0"/>
-          <w:sz w:val="28"/>
-          <w:szCs w:val="28"/>
-          <w:lang w:eastAsia="en-GB"/>
-          <w14:ligatures w14:val="none"/>
-        </w:rPr>
-      </w:pPr>
-      <w:r>
-        <w:rPr>
-          <w:rFonts w:eastAsia="Times New Roman" w:cs="Times New Roman"/>
-          <w:b/>
-          <w:bCs/>
-          <w:kern w:val="0"/>
-          <w:sz w:val="28"/>
-          <w:szCs w:val="28"/>
-          <w:lang w:eastAsia="en-GB"/>
-          <w14:ligatures w14:val="none"/>
-        </w:rPr>
-        <w:t>User Acceptance Criteria are:</w:t>
-      </w:r>
-    </w:p>
-    <w:p>
-      <w:pPr>
-        <w:numPr>
-          <w:ilvl w:val="0"/>
-          <w:numId w:val="12"/>
-        </w:numPr>
-        <w:spacing w:before="100" w:beforeAutospacing="1" w:after="100" w:afterAutospacing="1" w:line="240" w:lineRule="auto"/>
-        <w:outlineLvl w:val="2"/>
-        <w:rPr>
-          <w:rFonts w:eastAsia="Times New Roman" w:cs="Times New Roman"/>
-          <w:b/>
-          <w:bCs/>
-          <w:kern w:val="0"/>
-          <w:sz w:val="28"/>
-          <w:szCs w:val="28"/>
-          <w:lang w:eastAsia="en-GB"/>
-          <w14:ligatures w14:val="none"/>
-        </w:rPr>
-      </w:pPr>
-      <w:r>
-        <w:rPr>
-          <w:rFonts w:eastAsia="Times New Roman" w:cs="Times New Roman"/>
-          <w:b/>
-          <w:bCs/>
-          <w:kern w:val="0"/>
-          <w:sz w:val="28"/>
-          <w:szCs w:val="28"/>
-          <w:lang w:eastAsia="en-GB"/>
-          <w14:ligatures w14:val="none"/>
-        </w:rPr>
-        <w:t>user-focused</w:t>
-      </w:r>
-    </w:p>
-    <w:p>
-      <w:pPr>
-        <w:numPr>
-          <w:ilvl w:val="0"/>
-          <w:numId w:val="12"/>
-        </w:numPr>
-        <w:spacing w:before="100" w:beforeAutospacing="1" w:after="100" w:afterAutospacing="1" w:line="240" w:lineRule="auto"/>
-        <w:outlineLvl w:val="2"/>
-        <w:rPr>
-          <w:rFonts w:eastAsia="Times New Roman" w:cs="Times New Roman"/>
-          <w:b/>
-          <w:bCs/>
-          <w:kern w:val="0"/>
-          <w:sz w:val="28"/>
-          <w:szCs w:val="28"/>
-          <w:lang w:eastAsia="en-GB"/>
-          <w14:ligatures w14:val="none"/>
-        </w:rPr>
-      </w:pPr>
-      <w:r>
-        <w:rPr>
-          <w:rFonts w:eastAsia="Times New Roman" w:cs="Times New Roman"/>
-          <w:b/>
-          <w:bCs/>
-          <w:kern w:val="0"/>
-          <w:sz w:val="28"/>
-          <w:szCs w:val="28"/>
-          <w:lang w:eastAsia="en-GB"/>
-          <w14:ligatures w14:val="none"/>
-        </w:rPr>
-        <w:t>task-based</w:t>
-      </w:r>
-    </w:p>
-    <w:p>
-      <w:pPr>
-        <w:numPr>
-          <w:ilvl w:val="0"/>
-          <w:numId w:val="12"/>
-        </w:numPr>
-        <w:spacing w:before="100" w:beforeAutospacing="1" w:after="100" w:afterAutospacing="1" w:line="240" w:lineRule="auto"/>
-        <w:outlineLvl w:val="2"/>
-        <w:rPr>
-          <w:rFonts w:eastAsia="Times New Roman" w:cs="Times New Roman"/>
-          <w:b/>
-          <w:bCs/>
-          <w:kern w:val="0"/>
-          <w:sz w:val="28"/>
-          <w:szCs w:val="28"/>
-          <w:lang w:eastAsia="en-GB"/>
-          <w14:ligatures w14:val="none"/>
-        </w:rPr>
-      </w:pPr>
-      <w:r>
-        <w:rPr>
-          <w:rFonts w:eastAsia="Times New Roman" w:cs="Times New Roman"/>
-          <w:b/>
-          <w:bCs/>
-          <w:kern w:val="0"/>
-          <w:sz w:val="28"/>
-          <w:szCs w:val="28"/>
-          <w:lang w:eastAsia="en-GB"/>
-          <w14:ligatures w14:val="none"/>
-        </w:rPr>
-        <w:t>success/failure oriented</w:t>
-      </w:r>
-    </w:p>
-    <w:p>
-      <w:pPr>
-        <w:numPr>
-          <w:ilvl w:val="0"/>
-          <w:numId w:val="12"/>
-        </w:numPr>
-        <w:spacing w:before="100" w:beforeAutospacing="1" w:after="100" w:afterAutospacing="1" w:line="240" w:lineRule="auto"/>
-        <w:outlineLvl w:val="2"/>
-        <w:rPr>
-          <w:rFonts w:eastAsia="Times New Roman" w:cs="Times New Roman"/>
-          <w:b/>
-          <w:bCs/>
-          <w:kern w:val="0"/>
-          <w:sz w:val="28"/>
-          <w:szCs w:val="28"/>
-          <w:lang w:eastAsia="en-GB"/>
-          <w14:ligatures w14:val="none"/>
-        </w:rPr>
-      </w:pPr>
-      <w:r>
-        <w:rPr>
-          <w:rFonts w:eastAsia="Times New Roman" w:cs="Times New Roman"/>
-          <w:b/>
-          <w:bCs/>
-          <w:kern w:val="0"/>
-          <w:sz w:val="28"/>
-          <w:szCs w:val="28"/>
-          <w:lang w:eastAsia="en-GB"/>
-          <w14:ligatures w14:val="none"/>
-        </w:rPr>
-        <w:t>often yes/no</w:t>
-      </w:r>
-    </w:p>
-    <w:p>
-      <w:pPr>
-        <w:spacing w:before="100" w:beforeAutospacing="1" w:after="100" w:afterAutospacing="1" w:line="240" w:lineRule="auto"/>
-        <w:ind w:left="425"/>
-        <w:outlineLvl w:val="2"/>
-        <w:rPr>
-          <w:rFonts w:eastAsia="Times New Roman" w:cs="Times New Roman"/>
-          <w:b/>
-          <w:bCs/>
-          <w:i/>
-          <w:iCs/>
-          <w:kern w:val="0"/>
-          <w:sz w:val="28"/>
-          <w:szCs w:val="28"/>
-          <w:lang w:eastAsia="en-GB"/>
-          <w14:ligatures w14:val="none"/>
-        </w:rPr>
-      </w:pPr>
-      <w:r>
-        <w:rPr>
-          <w:rFonts w:eastAsia="Times New Roman" w:cs="Times New Roman"/>
-          <w:b/>
-          <w:bCs/>
-          <w:kern w:val="0"/>
-          <w:sz w:val="28"/>
-          <w:szCs w:val="28"/>
-          <w:lang w:eastAsia="en-GB"/>
-          <w14:ligatures w14:val="none"/>
-        </w:rPr>
-        <w:t xml:space="preserve">Think: </w:t>
-      </w:r>
-      <w:r>
-        <w:rPr>
-          <w:rFonts w:eastAsia="Times New Roman" w:cs="Times New Roman"/>
-          <w:b/>
-          <w:bCs/>
-          <w:i/>
-          <w:iCs/>
-          <w:kern w:val="0"/>
-          <w:sz w:val="28"/>
-          <w:szCs w:val="28"/>
-          <w:lang w:eastAsia="en-GB"/>
-          <w14:ligatures w14:val="none"/>
-        </w:rPr>
-        <w:t>“Can a real user do what they need to do?”</w:t>
+          <w:kern w:val="0"/>
+          <w:sz w:val="28"/>
+          <w:szCs w:val="28"/>
+          <w:lang w:eastAsia="en-GB"/>
+          <w14:ligatures w14:val="none"/>
+        </w:rPr>
+        <w:t>7.</w:t>
+      </w:r>
+      <w:r>
+        <w:rPr>
+          <w:rFonts w:eastAsia="Times New Roman" w:cs="Times New Roman"/>
+          <w:kern w:val="0"/>
+          <w:sz w:val="28"/>
+          <w:szCs w:val="28"/>
+          <w:lang w:eastAsia="en-GB"/>
+          <w14:ligatures w14:val="none"/>
+        </w:rPr>
+        <w:t>Justification: Meeting client and user needs. Defend your decision.</w:t>
       </w:r>
     </w:p>
     <w:p>
@@ -2115,44 +2358,25 @@
           <w:numId w:val="3"/>
         </w:numPr>
         <w:spacing w:before="100" w:beforeAutospacing="1" w:after="100" w:afterAutospacing="1" w:line="240" w:lineRule="auto"/>
-        <w:outlineLvl w:val="2"/>
-        <w:rPr>
-          <w:rFonts w:eastAsia="Times New Roman" w:cs="Times New Roman"/>
-          <w:b/>
-          <w:bCs/>
-          <w:kern w:val="0"/>
-          <w:sz w:val="28"/>
-          <w:szCs w:val="28"/>
-          <w:lang w:eastAsia="en-GB"/>
-          <w14:ligatures w14:val="none"/>
-        </w:rPr>
-      </w:pPr>
-      <w:r>
-        <w:rPr>
-          <w:rFonts w:eastAsia="Times New Roman" w:cs="Times New Roman"/>
-          <w:b/>
-          <w:bCs/>
-          <w:kern w:val="0"/>
-          <w:sz w:val="28"/>
-          <w:szCs w:val="28"/>
-          <w:lang w:eastAsia="en-GB"/>
-          <w14:ligatures w14:val="none"/>
-        </w:rPr>
-        <w:lastRenderedPageBreak/>
-        <w:t xml:space="preserve">simply just rewriting the functional requirements in a </w:t>
-      </w:r>
-      <w:r>
-        <w:rPr>
-          <w:rFonts w:eastAsia="Times New Roman" w:cs="Times New Roman"/>
-          <w:b/>
-          <w:bCs/>
-          <w:kern w:val="0"/>
-          <w:sz w:val="28"/>
-          <w:szCs w:val="28"/>
-          <w:lang w:eastAsia="en-GB"/>
-          <w14:ligatures w14:val="none"/>
-        </w:rPr>
-        <w:t>situation format to outline functionality</w:t>
+        <w:rPr>
+          <w:rFonts w:eastAsia="Times New Roman" w:cs="Times New Roman"/>
+          <w:kern w:val="0"/>
+          <w:sz w:val="28"/>
+          <w:szCs w:val="28"/>
+          <w:lang w:eastAsia="en-GB"/>
+          <w14:ligatures w14:val="none"/>
+        </w:rPr>
+      </w:pPr>
+      <w:r>
+        <w:rPr>
+          <w:rFonts w:eastAsia="Times New Roman" w:cs="Times New Roman"/>
+          <w:kern w:val="0"/>
+          <w:sz w:val="28"/>
+          <w:szCs w:val="28"/>
+          <w:lang w:eastAsia="en-GB"/>
+          <w14:ligatures w14:val="none"/>
+        </w:rPr>
+        <w:t>Explicit links between needs and features.</w:t>
       </w:r>
     </w:p>
     <w:p>
@@ -2163,30 +2387,25 @@
           <w:numId w:val="3"/>
         </w:numPr>
         <w:spacing w:before="100" w:beforeAutospacing="1" w:after="100" w:afterAutospacing="1" w:line="240" w:lineRule="auto"/>
-        <w:outlineLvl w:val="2"/>
-        <w:rPr>
-          <w:rFonts w:eastAsia="Times New Roman" w:cs="Times New Roman"/>
-          <w:b/>
-          <w:bCs/>
-          <w:kern w:val="0"/>
-          <w:sz w:val="28"/>
-          <w:szCs w:val="28"/>
-          <w:lang w:eastAsia="en-GB"/>
-          <w14:ligatures w14:val="none"/>
-        </w:rPr>
-      </w:pPr>
-      <w:r>
-        <w:rPr>
-          <w:rFonts w:eastAsia="Times New Roman" w:cs="Times New Roman"/>
-          <w:b/>
-          <w:bCs/>
-          <w:kern w:val="0"/>
-          <w:sz w:val="28"/>
-          <w:szCs w:val="28"/>
-          <w:lang w:eastAsia="en-GB"/>
-          <w14:ligatures w14:val="none"/>
-        </w:rPr>
-        <w:t>UACs are usually written in present or conditional tense</w:t>
+        <w:rPr>
+          <w:rFonts w:eastAsia="Times New Roman" w:cs="Times New Roman"/>
+          <w:kern w:val="0"/>
+          <w:sz w:val="28"/>
+          <w:szCs w:val="28"/>
+          <w:lang w:eastAsia="en-GB"/>
+          <w14:ligatures w14:val="none"/>
+        </w:rPr>
+      </w:pPr>
+      <w:r>
+        <w:rPr>
+          <w:rFonts w:eastAsia="Times New Roman" w:cs="Times New Roman"/>
+          <w:kern w:val="0"/>
+          <w:sz w:val="28"/>
+          <w:szCs w:val="28"/>
+          <w:lang w:eastAsia="en-GB"/>
+          <w14:ligatures w14:val="none"/>
+        </w:rPr>
+        <w:t>References back to A1.</w:t>
       </w:r>
     </w:p>
     <w:p>
@@ -2197,86 +2416,968 @@
           <w:numId w:val="3"/>
         </w:numPr>
         <w:spacing w:before="100" w:beforeAutospacing="1" w:after="100" w:afterAutospacing="1" w:line="240" w:lineRule="auto"/>
-        <w:outlineLvl w:val="2"/>
-        <w:rPr>
-          <w:rFonts w:eastAsia="Times New Roman" w:cs="Times New Roman"/>
-          <w:b/>
-          <w:bCs/>
-          <w:kern w:val="0"/>
-          <w:sz w:val="28"/>
-          <w:szCs w:val="28"/>
-          <w:lang w:eastAsia="en-GB"/>
-          <w14:ligatures w14:val="none"/>
-        </w:rPr>
-      </w:pPr>
-      <w:r>
-        <w:rPr>
-          <w:rFonts w:eastAsia="Times New Roman" w:cs="Times New Roman"/>
-          <w:b/>
-          <w:bCs/>
-          <w:kern w:val="0"/>
-          <w:sz w:val="28"/>
-          <w:szCs w:val="28"/>
-          <w:lang w:eastAsia="en-GB"/>
-          <w14:ligatures w14:val="none"/>
-        </w:rPr>
-        <w:t>Use a before and after</w:t>
-      </w:r>
-    </w:p>
-    <w:p>
-      <w:pPr>
+        <w:rPr>
+          <w:rFonts w:eastAsia="Times New Roman" w:cs="Times New Roman"/>
+          <w:kern w:val="0"/>
+          <w:sz w:val="28"/>
+          <w:szCs w:val="28"/>
+          <w:lang w:eastAsia="en-GB"/>
+          <w14:ligatures w14:val="none"/>
+        </w:rPr>
+      </w:pPr>
+      <w:r>
+        <w:rPr>
+          <w:rFonts w:eastAsia="Times New Roman" w:cs="Times New Roman"/>
+          <w:kern w:val="0"/>
+          <w:sz w:val="28"/>
+          <w:szCs w:val="28"/>
+          <w:lang w:eastAsia="en-GB"/>
+          <w14:ligatures w14:val="none"/>
+        </w:rPr>
+        <w:t>Reasoning not repetition.</w:t>
+      </w:r>
+    </w:p>
+    <w:p>
+      <w:pPr>
+        <w:pStyle w:val="ListParagraph"/>
         <w:spacing w:before="100" w:beforeAutospacing="1" w:after="100" w:afterAutospacing="1" w:line="240" w:lineRule="auto"/>
-        <w:ind w:left="425"/>
-        <w:outlineLvl w:val="2"/>
-        <w:rPr>
-          <w:rFonts w:eastAsia="Times New Roman" w:cs="Times New Roman"/>
-          <w:b/>
-          <w:bCs/>
-          <w:kern w:val="0"/>
-          <w:sz w:val="28"/>
-          <w:szCs w:val="28"/>
-          <w:lang w:eastAsia="en-GB"/>
-          <w14:ligatures w14:val="none"/>
-        </w:rPr>
-      </w:pPr>
-    </w:p>
-    <w:p>
-      <w:pPr>
-        <w:spacing w:before="100" w:beforeAutospacing="1" w:after="100" w:afterAutospacing="1" w:line="240" w:lineRule="auto"/>
-        <w:ind w:left="425"/>
-        <w:outlineLvl w:val="2"/>
-        <w:rPr>
-          <w:rFonts w:eastAsia="Times New Roman" w:cs="Times New Roman"/>
-          <w:b/>
-          <w:bCs/>
-          <w:kern w:val="0"/>
-          <w:sz w:val="28"/>
-          <w:szCs w:val="28"/>
-          <w:lang w:eastAsia="en-GB"/>
-          <w14:ligatures w14:val="none"/>
-        </w:rPr>
-      </w:pPr>
-      <w:r>
-        <w:rPr>
-          <w:rFonts w:eastAsia="Times New Roman" w:cs="Times New Roman"/>
-          <w:kern w:val="0"/>
-          <w:sz w:val="28"/>
-          <w:szCs w:val="28"/>
-          <w:lang w:eastAsia="en-GB"/>
-          <w14:ligatures w14:val="none"/>
-        </w:rPr>
-        <w:t>7.</w:t>
-      </w:r>
-      <w:r>
-        <w:rPr>
-          <w:rFonts w:eastAsia="Times New Roman" w:cs="Times New Roman"/>
-          <w:kern w:val="0"/>
-          <w:sz w:val="28"/>
-          <w:szCs w:val="28"/>
-          <w:lang w:eastAsia="en-GB"/>
-          <w14:ligatures w14:val="none"/>
-        </w:rPr>
-        <w:t>Justification: Meeting client and user needs. Defend your decision.</w:t>
+        <w:ind w:left="1080"/>
+        <w:rPr>
+          <w:rFonts w:eastAsia="Times New Roman" w:cs="Times New Roman"/>
+          <w:kern w:val="0"/>
+          <w:sz w:val="28"/>
+          <w:szCs w:val="28"/>
+          <w:lang w:eastAsia="en-GB"/>
+          <w14:ligatures w14:val="none"/>
+        </w:rPr>
+      </w:pPr>
+    </w:p>
+    <w:p>
+      <w:pPr>
+        <w:pStyle w:val="ListParagraph"/>
+        <w:ind w:left="1080"/>
+        <w:rPr>
+          <w:rFonts w:eastAsia="Times New Roman" w:cs="Times New Roman"/>
+          <w:b/>
+          <w:bCs/>
+          <w:kern w:val="0"/>
+          <w:sz w:val="28"/>
+          <w:szCs w:val="28"/>
+          <w:lang w:eastAsia="en-GB"/>
+          <w14:ligatures w14:val="none"/>
+        </w:rPr>
+      </w:pPr>
+      <w:r>
+        <w:rPr>
+          <w:rFonts w:eastAsia="Times New Roman" w:cs="Times New Roman"/>
+          <w:b/>
+          <w:bCs/>
+          <w:kern w:val="0"/>
+          <w:sz w:val="28"/>
+          <w:szCs w:val="28"/>
+          <w:lang w:eastAsia="en-GB"/>
+          <w14:ligatures w14:val="none"/>
+        </w:rPr>
+        <w:t>Think of it as</w:t>
+      </w:r>
+    </w:p>
+    <w:p>
+      <w:pPr>
+        <w:pStyle w:val="ListParagraph"/>
+        <w:ind w:left="1080"/>
+        <w:rPr>
+          <w:rFonts w:eastAsia="Times New Roman" w:cs="Times New Roman"/>
+          <w:kern w:val="0"/>
+          <w:sz w:val="28"/>
+          <w:szCs w:val="28"/>
+          <w:lang w:eastAsia="en-GB"/>
+          <w14:ligatures w14:val="none"/>
+        </w:rPr>
+      </w:pPr>
+      <w:r>
+        <w:rPr>
+          <w:rFonts w:eastAsia="Times New Roman" w:cs="Times New Roman"/>
+          <w:kern w:val="0"/>
+          <w:sz w:val="28"/>
+          <w:szCs w:val="28"/>
+          <w:lang w:eastAsia="en-GB"/>
+          <w14:ligatures w14:val="none"/>
+        </w:rPr>
+        <w:t xml:space="preserve">“Why is this solution appropriate for </w:t>
+      </w:r>
+      <w:r>
+        <w:rPr>
+          <w:rFonts w:eastAsia="Times New Roman" w:cs="Times New Roman"/>
+          <w:i/>
+          <w:iCs/>
+          <w:kern w:val="0"/>
+          <w:sz w:val="28"/>
+          <w:szCs w:val="28"/>
+          <w:lang w:eastAsia="en-GB"/>
+          <w14:ligatures w14:val="none"/>
+        </w:rPr>
+        <w:t>this</w:t>
+      </w:r>
+      <w:r>
+        <w:rPr>
+          <w:rFonts w:eastAsia="Times New Roman" w:cs="Times New Roman"/>
+          <w:kern w:val="0"/>
+          <w:sz w:val="28"/>
+          <w:szCs w:val="28"/>
+          <w:lang w:eastAsia="en-GB"/>
+          <w14:ligatures w14:val="none"/>
+        </w:rPr>
+        <w:t xml:space="preserve"> organisation?”</w:t>
+      </w:r>
+    </w:p>
+    <w:p>
+      <w:pPr>
+        <w:pStyle w:val="ListParagraph"/>
+        <w:ind w:left="1080"/>
+        <w:rPr>
+          <w:rFonts w:eastAsia="Times New Roman" w:cs="Times New Roman"/>
+          <w:kern w:val="0"/>
+          <w:sz w:val="28"/>
+          <w:szCs w:val="28"/>
+          <w:lang w:eastAsia="en-GB"/>
+          <w14:ligatures w14:val="none"/>
+        </w:rPr>
+      </w:pPr>
+    </w:p>
+    <w:p>
+      <w:pPr>
+        <w:pStyle w:val="ListParagraph"/>
+        <w:ind w:left="1080"/>
+        <w:rPr>
+          <w:rFonts w:eastAsia="Times New Roman" w:cs="Times New Roman"/>
+          <w:kern w:val="0"/>
+          <w:sz w:val="28"/>
+          <w:szCs w:val="28"/>
+          <w:lang w:eastAsia="en-GB"/>
+          <w14:ligatures w14:val="none"/>
+        </w:rPr>
+      </w:pPr>
+      <w:r>
+        <w:rPr>
+          <w:rFonts w:eastAsia="Times New Roman" w:cs="Times New Roman"/>
+          <w:kern w:val="0"/>
+          <w:sz w:val="28"/>
+          <w:szCs w:val="28"/>
+          <w:lang w:eastAsia="en-GB"/>
+          <w14:ligatures w14:val="none"/>
+        </w:rPr>
+        <w:t>- justify why x was chosen to correl</w:t>
+      </w:r>
+      <w:r>
+        <w:rPr>
+          <w:rFonts w:eastAsia="Times New Roman" w:cs="Times New Roman"/>
+          <w:kern w:val="0"/>
+          <w:sz w:val="28"/>
+          <w:szCs w:val="28"/>
+          <w:lang w:eastAsia="en-GB"/>
+          <w14:ligatures w14:val="none"/>
+        </w:rPr>
+        <w:t>ate to y</w:t>
+      </w:r>
+      <w:r>
+        <w:rPr>
+          <w:rFonts w:eastAsia="Times New Roman" w:cs="Times New Roman"/>
+          <w:kern w:val="0"/>
+          <w:sz w:val="28"/>
+          <w:szCs w:val="28"/>
+          <w:lang w:eastAsia="en-GB"/>
+          <w14:ligatures w14:val="none"/>
+        </w:rPr>
+        <w:t xml:space="preserve"> and what benefit it brings being z</w:t>
+      </w:r>
+      <w:r>
+        <w:rPr>
+          <w:rFonts w:eastAsia="Times New Roman" w:cs="Times New Roman"/>
+          <w:kern w:val="0"/>
+          <w:sz w:val="28"/>
+          <w:szCs w:val="28"/>
+          <w:lang w:eastAsia="en-GB"/>
+          <w14:ligatures w14:val="none"/>
+        </w:rPr>
+        <w:t xml:space="preserve">. </w:t>
+      </w:r>
+      <w:r>
+        <w:rPr>
+          <w:rFonts w:eastAsia="Times New Roman" w:cs="Times New Roman"/>
+          <w:kern w:val="0"/>
+          <w:sz w:val="28"/>
+          <w:szCs w:val="28"/>
+          <w:lang w:eastAsia="en-GB"/>
+          <w14:ligatures w14:val="none"/>
+        </w:rPr>
+        <w:t xml:space="preserve">Try </w:t>
+      </w:r>
+      <w:r>
+        <w:rPr>
+          <w:rFonts w:eastAsia="Times New Roman" w:cs="Times New Roman"/>
+          <w:kern w:val="0"/>
+          <w:sz w:val="28"/>
+          <w:szCs w:val="28"/>
+          <w:lang w:eastAsia="en-GB"/>
+          <w14:ligatures w14:val="none"/>
+        </w:rPr>
+        <w:t>avoiding</w:t>
+      </w:r>
+      <w:r>
+        <w:rPr>
+          <w:rFonts w:eastAsia="Times New Roman" w:cs="Times New Roman"/>
+          <w:kern w:val="0"/>
+          <w:sz w:val="28"/>
+          <w:szCs w:val="28"/>
+          <w:lang w:eastAsia="en-GB"/>
+          <w14:ligatures w14:val="none"/>
+        </w:rPr>
+        <w:t xml:space="preserve"> giving a specific outcome as Z such as increase in revenue forecast.</w:t>
+      </w:r>
+    </w:p>
+    <w:p>
+      <w:pPr>
+        <w:rPr>
+          <w:rFonts w:eastAsia="Times New Roman" w:cs="Times New Roman"/>
+          <w:kern w:val="0"/>
+          <w:sz w:val="28"/>
+          <w:szCs w:val="28"/>
+          <w:lang w:eastAsia="en-GB"/>
+          <w14:ligatures w14:val="none"/>
+        </w:rPr>
+      </w:pPr>
+      <w:r>
+        <w:rPr>
+          <w:rFonts w:eastAsia="Times New Roman" w:cs="Times New Roman"/>
+          <w:kern w:val="0"/>
+          <w:sz w:val="28"/>
+          <w:szCs w:val="28"/>
+          <w:lang w:eastAsia="en-GB"/>
+          <w14:ligatures w14:val="none"/>
+        </w:rPr>
+        <w:t>8.</w:t>
+      </w:r>
+      <w:r>
+        <w:rPr>
+          <w:rFonts w:eastAsia="Times New Roman" w:cs="Times New Roman"/>
+          <w:kern w:val="0"/>
+          <w:sz w:val="28"/>
+          <w:szCs w:val="28"/>
+          <w:lang w:eastAsia="en-GB"/>
+          <w14:ligatures w14:val="none"/>
+        </w:rPr>
+        <w:t>Risks,</w:t>
+      </w:r>
+      <w:r>
+        <w:rPr>
+          <w:rFonts w:eastAsia="Times New Roman" w:cs="Times New Roman"/>
+          <w:kern w:val="0"/>
+          <w:sz w:val="28"/>
+          <w:szCs w:val="28"/>
+          <w:lang w:eastAsia="en-GB"/>
+          <w14:ligatures w14:val="none"/>
+        </w:rPr>
+        <w:t xml:space="preserve"> Mitigations and Regulations: Prove foresight and responsibility.</w:t>
+      </w:r>
+    </w:p>
+    <w:p>
+      <w:pPr>
+        <w:rPr>
+          <w:rFonts w:eastAsia="Times New Roman" w:cs="Times New Roman"/>
+          <w:kern w:val="0"/>
+          <w:sz w:val="28"/>
+          <w:szCs w:val="28"/>
+          <w:lang w:eastAsia="en-GB"/>
+          <w14:ligatures w14:val="none"/>
+        </w:rPr>
+      </w:pPr>
+      <w:r>
+        <w:rPr>
+          <w:rFonts w:eastAsia="Times New Roman" w:cs="Times New Roman"/>
+          <w:kern w:val="0"/>
+          <w:sz w:val="28"/>
+          <w:szCs w:val="28"/>
+          <w:lang w:eastAsia="en-GB"/>
+          <w14:ligatures w14:val="none"/>
+        </w:rPr>
+        <w:t>RISK: What could go wrong LIKELIHOOD: Low / Medium / High IMPACT: Low / Medium / High MITIGATION: Specific technical measure that prevents or reduces it</w:t>
+      </w:r>
+    </w:p>
+    <w:p>
+      <w:pPr>
+        <w:rPr>
+          <w:rFonts w:eastAsia="Times New Roman" w:cs="Times New Roman"/>
+          <w:kern w:val="0"/>
+          <w:sz w:val="28"/>
+          <w:szCs w:val="28"/>
+          <w:lang w:eastAsia="en-GB"/>
+          <w14:ligatures w14:val="none"/>
+        </w:rPr>
+      </w:pPr>
+      <w:proofErr w:type="gramStart"/>
+      <w:r>
+        <w:rPr>
+          <w:rFonts w:eastAsia="Times New Roman" w:cs="Times New Roman"/>
+          <w:kern w:val="0"/>
+          <w:sz w:val="28"/>
+          <w:szCs w:val="28"/>
+          <w:lang w:eastAsia="en-GB"/>
+          <w14:ligatures w14:val="none"/>
+        </w:rPr>
+        <w:t>  SQL</w:t>
+      </w:r>
+      <w:proofErr w:type="gramEnd"/>
+      <w:r>
+        <w:rPr>
+          <w:rFonts w:eastAsia="Times New Roman" w:cs="Times New Roman"/>
+          <w:kern w:val="0"/>
+          <w:sz w:val="28"/>
+          <w:szCs w:val="28"/>
+          <w:lang w:eastAsia="en-GB"/>
+          <w14:ligatures w14:val="none"/>
+        </w:rPr>
+        <w:t xml:space="preserve"> injection </w:t>
+      </w:r>
+    </w:p>
+    <w:p>
+      <w:pPr>
+        <w:rPr>
+          <w:rFonts w:eastAsia="Times New Roman" w:cs="Times New Roman"/>
+          <w:kern w:val="0"/>
+          <w:sz w:val="28"/>
+          <w:szCs w:val="28"/>
+          <w:lang w:eastAsia="en-GB"/>
+          <w14:ligatures w14:val="none"/>
+        </w:rPr>
+      </w:pPr>
+      <w:proofErr w:type="gramStart"/>
+      <w:r>
+        <w:rPr>
+          <w:rFonts w:eastAsia="Times New Roman" w:cs="Times New Roman"/>
+          <w:kern w:val="0"/>
+          <w:sz w:val="28"/>
+          <w:szCs w:val="28"/>
+          <w:lang w:eastAsia="en-GB"/>
+          <w14:ligatures w14:val="none"/>
+        </w:rPr>
+        <w:t>  Cross</w:t>
+      </w:r>
+      <w:proofErr w:type="gramEnd"/>
+      <w:r>
+        <w:rPr>
+          <w:rFonts w:eastAsia="Times New Roman" w:cs="Times New Roman"/>
+          <w:kern w:val="0"/>
+          <w:sz w:val="28"/>
+          <w:szCs w:val="28"/>
+          <w:lang w:eastAsia="en-GB"/>
+          <w14:ligatures w14:val="none"/>
+        </w:rPr>
+        <w:t xml:space="preserve">-site scripting (XSS) </w:t>
+      </w:r>
+    </w:p>
+    <w:p>
+      <w:pPr>
+        <w:rPr>
+          <w:rFonts w:eastAsia="Times New Roman" w:cs="Times New Roman"/>
+          <w:kern w:val="0"/>
+          <w:sz w:val="28"/>
+          <w:szCs w:val="28"/>
+          <w:lang w:eastAsia="en-GB"/>
+          <w14:ligatures w14:val="none"/>
+        </w:rPr>
+      </w:pPr>
+      <w:proofErr w:type="gramStart"/>
+      <w:r>
+        <w:rPr>
+          <w:rFonts w:eastAsia="Times New Roman" w:cs="Times New Roman"/>
+          <w:kern w:val="0"/>
+          <w:sz w:val="28"/>
+          <w:szCs w:val="28"/>
+          <w:lang w:eastAsia="en-GB"/>
+          <w14:ligatures w14:val="none"/>
+        </w:rPr>
+        <w:t>  Man</w:t>
+      </w:r>
+      <w:proofErr w:type="gramEnd"/>
+      <w:r>
+        <w:rPr>
+          <w:rFonts w:eastAsia="Times New Roman" w:cs="Times New Roman"/>
+          <w:kern w:val="0"/>
+          <w:sz w:val="28"/>
+          <w:szCs w:val="28"/>
+          <w:lang w:eastAsia="en-GB"/>
+          <w14:ligatures w14:val="none"/>
+        </w:rPr>
+        <w:t xml:space="preserve">-in-the-middle attacks </w:t>
+      </w:r>
+    </w:p>
+    <w:p>
+      <w:pPr>
+        <w:rPr>
+          <w:rFonts w:eastAsia="Times New Roman" w:cs="Times New Roman"/>
+          <w:kern w:val="0"/>
+          <w:sz w:val="28"/>
+          <w:szCs w:val="28"/>
+          <w:lang w:eastAsia="en-GB"/>
+          <w14:ligatures w14:val="none"/>
+        </w:rPr>
+      </w:pPr>
+      <w:proofErr w:type="gramStart"/>
+      <w:r>
+        <w:rPr>
+          <w:rFonts w:eastAsia="Times New Roman" w:cs="Times New Roman"/>
+          <w:kern w:val="0"/>
+          <w:sz w:val="28"/>
+          <w:szCs w:val="28"/>
+          <w:lang w:eastAsia="en-GB"/>
+          <w14:ligatures w14:val="none"/>
+        </w:rPr>
+        <w:t>  Data</w:t>
+      </w:r>
+      <w:proofErr w:type="gramEnd"/>
+      <w:r>
+        <w:rPr>
+          <w:rFonts w:eastAsia="Times New Roman" w:cs="Times New Roman"/>
+          <w:kern w:val="0"/>
+          <w:sz w:val="28"/>
+          <w:szCs w:val="28"/>
+          <w:lang w:eastAsia="en-GB"/>
+          <w14:ligatures w14:val="none"/>
+        </w:rPr>
+        <w:t xml:space="preserve"> breaches </w:t>
+      </w:r>
+    </w:p>
+    <w:p>
+      <w:pPr>
+        <w:rPr>
+          <w:rFonts w:eastAsia="Times New Roman" w:cs="Times New Roman"/>
+          <w:kern w:val="0"/>
+          <w:sz w:val="28"/>
+          <w:szCs w:val="28"/>
+          <w:lang w:eastAsia="en-GB"/>
+          <w14:ligatures w14:val="none"/>
+        </w:rPr>
+      </w:pPr>
+      <w:proofErr w:type="gramStart"/>
+      <w:r>
+        <w:rPr>
+          <w:rFonts w:eastAsia="Times New Roman" w:cs="Times New Roman"/>
+          <w:kern w:val="0"/>
+          <w:sz w:val="28"/>
+          <w:szCs w:val="28"/>
+          <w:lang w:eastAsia="en-GB"/>
+          <w14:ligatures w14:val="none"/>
+        </w:rPr>
+        <w:t>  Inappropriate</w:t>
+      </w:r>
+      <w:proofErr w:type="gramEnd"/>
+      <w:r>
+        <w:rPr>
+          <w:rFonts w:eastAsia="Times New Roman" w:cs="Times New Roman"/>
+          <w:kern w:val="0"/>
+          <w:sz w:val="28"/>
+          <w:szCs w:val="28"/>
+          <w:lang w:eastAsia="en-GB"/>
+          <w14:ligatures w14:val="none"/>
+        </w:rPr>
+        <w:t xml:space="preserve">/malicious input </w:t>
+      </w:r>
+    </w:p>
+    <w:p>
+      <w:pPr>
+        <w:rPr>
+          <w:rFonts w:eastAsia="Times New Roman" w:cs="Times New Roman"/>
+          <w:kern w:val="0"/>
+          <w:sz w:val="28"/>
+          <w:szCs w:val="28"/>
+          <w:lang w:eastAsia="en-GB"/>
+          <w14:ligatures w14:val="none"/>
+        </w:rPr>
+      </w:pPr>
+      <w:proofErr w:type="gramStart"/>
+      <w:r>
+        <w:rPr>
+          <w:rFonts w:eastAsia="Times New Roman" w:cs="Times New Roman"/>
+          <w:kern w:val="0"/>
+          <w:sz w:val="28"/>
+          <w:szCs w:val="28"/>
+          <w:lang w:eastAsia="en-GB"/>
+          <w14:ligatures w14:val="none"/>
+        </w:rPr>
+        <w:t>  System</w:t>
+      </w:r>
+      <w:proofErr w:type="gramEnd"/>
+      <w:r>
+        <w:rPr>
+          <w:rFonts w:eastAsia="Times New Roman" w:cs="Times New Roman"/>
+          <w:kern w:val="0"/>
+          <w:sz w:val="28"/>
+          <w:szCs w:val="28"/>
+          <w:lang w:eastAsia="en-GB"/>
+          <w14:ligatures w14:val="none"/>
+        </w:rPr>
+        <w:t xml:space="preserve"> downtime</w:t>
+      </w:r>
+    </w:p>
+    <w:p>
+      <w:pPr>
+        <w:rPr>
+          <w:rFonts w:eastAsia="Times New Roman" w:cs="Times New Roman"/>
+          <w:kern w:val="0"/>
+          <w:sz w:val="28"/>
+          <w:szCs w:val="28"/>
+          <w:lang w:eastAsia="en-GB"/>
+          <w14:ligatures w14:val="none"/>
+        </w:rPr>
+      </w:pPr>
+    </w:p>
+    <w:p>
+      <w:pPr>
+        <w:rPr>
+          <w:rFonts w:eastAsia="Times New Roman" w:cs="Times New Roman"/>
+          <w:b/>
+          <w:bCs/>
+          <w:kern w:val="0"/>
+          <w:sz w:val="28"/>
+          <w:szCs w:val="28"/>
+          <w:lang w:eastAsia="en-GB"/>
+          <w14:ligatures w14:val="none"/>
+        </w:rPr>
+      </w:pPr>
+      <w:r>
+        <w:rPr>
+          <w:rFonts w:eastAsia="Times New Roman" w:cs="Times New Roman"/>
+          <w:b/>
+          <w:bCs/>
+          <w:kern w:val="0"/>
+          <w:sz w:val="28"/>
+          <w:szCs w:val="28"/>
+          <w:lang w:eastAsia="en-GB"/>
+          <w14:ligatures w14:val="none"/>
+        </w:rPr>
+        <w:t>Example Risk Entry — For Reference</w:t>
+      </w:r>
+    </w:p>
+    <w:tbl>
+      <w:tblPr>
+        <w:tblW w:w="0" w:type="auto"/>
+        <w:tblCellSpacing w:w="15" w:type="dxa"/>
+        <w:tblCellMar>
+          <w:top w:w="15" w:type="dxa"/>
+          <w:left w:w="15" w:type="dxa"/>
+          <w:bottom w:w="15" w:type="dxa"/>
+          <w:right w:w="15" w:type="dxa"/>
+        </w:tblCellMar>
+        <w:tblLook w:val="04A0" w:firstRow="1" w:lastRow="0" w:firstColumn="1" w:lastColumn="0" w:noHBand="0" w:noVBand="1"/>
+      </w:tblPr>
+      <w:tblGrid>
+        <w:gridCol w:w="1404"/>
+        <w:gridCol w:w="7622"/>
+      </w:tblGrid>
+      <w:tr>
+        <w:trPr>
+          <w:tblHeader/>
+          <w:tblCellSpacing w:w="15" w:type="dxa"/>
+        </w:trPr>
+        <w:tc>
+          <w:tcPr>
+            <w:tcW w:w="0" w:type="auto"/>
+            <w:vAlign w:val="center"/>
+            <w:hideMark/>
+          </w:tcPr>
+          <w:p>
+            <w:pPr>
+              <w:rPr>
+                <w:rFonts w:eastAsia="Times New Roman" w:cs="Times New Roman"/>
+                <w:b/>
+                <w:bCs/>
+                <w:kern w:val="0"/>
+                <w:sz w:val="28"/>
+                <w:szCs w:val="28"/>
+                <w:lang w:eastAsia="en-GB"/>
+                <w14:ligatures w14:val="none"/>
+              </w:rPr>
+            </w:pPr>
+            <w:r>
+              <w:rPr>
+                <w:rFonts w:eastAsia="Times New Roman" w:cs="Times New Roman"/>
+                <w:b/>
+                <w:bCs/>
+                <w:kern w:val="0"/>
+                <w:sz w:val="28"/>
+                <w:szCs w:val="28"/>
+                <w:lang w:eastAsia="en-GB"/>
+                <w14:ligatures w14:val="none"/>
+              </w:rPr>
+              <w:lastRenderedPageBreak/>
+              <w:t>Field</w:t>
+            </w:r>
+          </w:p>
+        </w:tc>
+        <w:tc>
+          <w:tcPr>
+            <w:tcW w:w="0" w:type="auto"/>
+            <w:vAlign w:val="center"/>
+            <w:hideMark/>
+          </w:tcPr>
+          <w:p>
+            <w:pPr>
+              <w:rPr>
+                <w:rFonts w:eastAsia="Times New Roman" w:cs="Times New Roman"/>
+                <w:b/>
+                <w:bCs/>
+                <w:kern w:val="0"/>
+                <w:sz w:val="28"/>
+                <w:szCs w:val="28"/>
+                <w:lang w:eastAsia="en-GB"/>
+                <w14:ligatures w14:val="none"/>
+              </w:rPr>
+            </w:pPr>
+            <w:r>
+              <w:rPr>
+                <w:rFonts w:eastAsia="Times New Roman" w:cs="Times New Roman"/>
+                <w:b/>
+                <w:bCs/>
+                <w:kern w:val="0"/>
+                <w:sz w:val="28"/>
+                <w:szCs w:val="28"/>
+                <w:lang w:eastAsia="en-GB"/>
+                <w14:ligatures w14:val="none"/>
+              </w:rPr>
+              <w:t>Content</w:t>
+            </w:r>
+          </w:p>
+        </w:tc>
+      </w:tr>
+      <w:tr>
+        <w:trPr>
+          <w:tblCellSpacing w:w="15" w:type="dxa"/>
+        </w:trPr>
+        <w:tc>
+          <w:tcPr>
+            <w:tcW w:w="0" w:type="auto"/>
+            <w:vAlign w:val="center"/>
+            <w:hideMark/>
+          </w:tcPr>
+          <w:p>
+            <w:pPr>
+              <w:rPr>
+                <w:rFonts w:eastAsia="Times New Roman" w:cs="Times New Roman"/>
+                <w:kern w:val="0"/>
+                <w:sz w:val="28"/>
+                <w:szCs w:val="28"/>
+                <w:lang w:eastAsia="en-GB"/>
+                <w14:ligatures w14:val="none"/>
+              </w:rPr>
+            </w:pPr>
+            <w:r>
+              <w:rPr>
+                <w:rFonts w:eastAsia="Times New Roman" w:cs="Times New Roman"/>
+                <w:b/>
+                <w:bCs/>
+                <w:kern w:val="0"/>
+                <w:sz w:val="28"/>
+                <w:szCs w:val="28"/>
+                <w:lang w:eastAsia="en-GB"/>
+                <w14:ligatures w14:val="none"/>
+              </w:rPr>
+              <w:t>Risk</w:t>
+            </w:r>
+          </w:p>
+        </w:tc>
+        <w:tc>
+          <w:tcPr>
+            <w:tcW w:w="0" w:type="auto"/>
+            <w:vAlign w:val="center"/>
+            <w:hideMark/>
+          </w:tcPr>
+          <w:p>
+            <w:pPr>
+              <w:rPr>
+                <w:rFonts w:eastAsia="Times New Roman" w:cs="Times New Roman"/>
+                <w:kern w:val="0"/>
+                <w:sz w:val="28"/>
+                <w:szCs w:val="28"/>
+                <w:lang w:eastAsia="en-GB"/>
+                <w14:ligatures w14:val="none"/>
+              </w:rPr>
+            </w:pPr>
+            <w:r>
+              <w:rPr>
+                <w:rFonts w:eastAsia="Times New Roman" w:cs="Times New Roman"/>
+                <w:kern w:val="0"/>
+                <w:sz w:val="28"/>
+                <w:szCs w:val="28"/>
+                <w:lang w:eastAsia="en-GB"/>
+                <w14:ligatures w14:val="none"/>
+              </w:rPr>
+              <w:t>SQL Injection attack via user input fields</w:t>
+            </w:r>
+          </w:p>
+        </w:tc>
+      </w:tr>
+      <w:tr>
+        <w:trPr>
+          <w:tblCellSpacing w:w="15" w:type="dxa"/>
+        </w:trPr>
+        <w:tc>
+          <w:tcPr>
+            <w:tcW w:w="0" w:type="auto"/>
+            <w:vAlign w:val="center"/>
+            <w:hideMark/>
+          </w:tcPr>
+          <w:p>
+            <w:pPr>
+              <w:rPr>
+                <w:rFonts w:eastAsia="Times New Roman" w:cs="Times New Roman"/>
+                <w:kern w:val="0"/>
+                <w:sz w:val="28"/>
+                <w:szCs w:val="28"/>
+                <w:lang w:eastAsia="en-GB"/>
+                <w14:ligatures w14:val="none"/>
+              </w:rPr>
+            </w:pPr>
+            <w:r>
+              <w:rPr>
+                <w:rFonts w:eastAsia="Times New Roman" w:cs="Times New Roman"/>
+                <w:b/>
+                <w:bCs/>
+                <w:kern w:val="0"/>
+                <w:sz w:val="28"/>
+                <w:szCs w:val="28"/>
+                <w:lang w:eastAsia="en-GB"/>
+                <w14:ligatures w14:val="none"/>
+              </w:rPr>
+              <w:t>Likelihood</w:t>
+            </w:r>
+          </w:p>
+        </w:tc>
+        <w:tc>
+          <w:tcPr>
+            <w:tcW w:w="0" w:type="auto"/>
+            <w:vAlign w:val="center"/>
+            <w:hideMark/>
+          </w:tcPr>
+          <w:p>
+            <w:pPr>
+              <w:rPr>
+                <w:rFonts w:eastAsia="Times New Roman" w:cs="Times New Roman"/>
+                <w:kern w:val="0"/>
+                <w:sz w:val="28"/>
+                <w:szCs w:val="28"/>
+                <w:lang w:eastAsia="en-GB"/>
+                <w14:ligatures w14:val="none"/>
+              </w:rPr>
+            </w:pPr>
+            <w:r>
+              <w:rPr>
+                <w:rFonts w:eastAsia="Times New Roman" w:cs="Times New Roman"/>
+                <w:kern w:val="0"/>
+                <w:sz w:val="28"/>
+                <w:szCs w:val="28"/>
+                <w:lang w:eastAsia="en-GB"/>
+                <w14:ligatures w14:val="none"/>
+              </w:rPr>
+              <w:t>Medium</w:t>
+            </w:r>
+          </w:p>
+        </w:tc>
+      </w:tr>
+      <w:tr>
+        <w:trPr>
+          <w:tblCellSpacing w:w="15" w:type="dxa"/>
+        </w:trPr>
+        <w:tc>
+          <w:tcPr>
+            <w:tcW w:w="0" w:type="auto"/>
+            <w:vAlign w:val="center"/>
+            <w:hideMark/>
+          </w:tcPr>
+          <w:p>
+            <w:pPr>
+              <w:rPr>
+                <w:rFonts w:eastAsia="Times New Roman" w:cs="Times New Roman"/>
+                <w:kern w:val="0"/>
+                <w:sz w:val="28"/>
+                <w:szCs w:val="28"/>
+                <w:lang w:eastAsia="en-GB"/>
+                <w14:ligatures w14:val="none"/>
+              </w:rPr>
+            </w:pPr>
+            <w:r>
+              <w:rPr>
+                <w:rFonts w:eastAsia="Times New Roman" w:cs="Times New Roman"/>
+                <w:b/>
+                <w:bCs/>
+                <w:kern w:val="0"/>
+                <w:sz w:val="28"/>
+                <w:szCs w:val="28"/>
+                <w:lang w:eastAsia="en-GB"/>
+                <w14:ligatures w14:val="none"/>
+              </w:rPr>
+              <w:t>Impact</w:t>
+            </w:r>
+          </w:p>
+        </w:tc>
+        <w:tc>
+          <w:tcPr>
+            <w:tcW w:w="0" w:type="auto"/>
+            <w:vAlign w:val="center"/>
+            <w:hideMark/>
+          </w:tcPr>
+          <w:p>
+            <w:pPr>
+              <w:rPr>
+                <w:rFonts w:eastAsia="Times New Roman" w:cs="Times New Roman"/>
+                <w:kern w:val="0"/>
+                <w:sz w:val="28"/>
+                <w:szCs w:val="28"/>
+                <w:lang w:eastAsia="en-GB"/>
+                <w14:ligatures w14:val="none"/>
+              </w:rPr>
+            </w:pPr>
+            <w:r>
+              <w:rPr>
+                <w:rFonts w:eastAsia="Times New Roman" w:cs="Times New Roman"/>
+                <w:kern w:val="0"/>
+                <w:sz w:val="28"/>
+                <w:szCs w:val="28"/>
+                <w:lang w:eastAsia="en-GB"/>
+                <w14:ligatures w14:val="none"/>
+              </w:rPr>
+              <w:t>High</w:t>
+            </w:r>
+          </w:p>
+        </w:tc>
+      </w:tr>
+      <w:tr>
+        <w:trPr>
+          <w:tblCellSpacing w:w="15" w:type="dxa"/>
+        </w:trPr>
+        <w:tc>
+          <w:tcPr>
+            <w:tcW w:w="0" w:type="auto"/>
+            <w:vAlign w:val="center"/>
+            <w:hideMark/>
+          </w:tcPr>
+          <w:p>
+            <w:pPr>
+              <w:rPr>
+                <w:rFonts w:eastAsia="Times New Roman" w:cs="Times New Roman"/>
+                <w:kern w:val="0"/>
+                <w:sz w:val="28"/>
+                <w:szCs w:val="28"/>
+                <w:lang w:eastAsia="en-GB"/>
+                <w14:ligatures w14:val="none"/>
+              </w:rPr>
+            </w:pPr>
+            <w:r>
+              <w:rPr>
+                <w:rFonts w:eastAsia="Times New Roman" w:cs="Times New Roman"/>
+                <w:b/>
+                <w:bCs/>
+                <w:kern w:val="0"/>
+                <w:sz w:val="28"/>
+                <w:szCs w:val="28"/>
+                <w:lang w:eastAsia="en-GB"/>
+                <w14:ligatures w14:val="none"/>
+              </w:rPr>
+              <w:t>Mitigation</w:t>
+            </w:r>
+          </w:p>
+        </w:tc>
+        <w:tc>
+          <w:tcPr>
+            <w:tcW w:w="0" w:type="auto"/>
+            <w:vAlign w:val="center"/>
+            <w:hideMark/>
+          </w:tcPr>
+          <w:p>
+            <w:pPr>
+              <w:rPr>
+                <w:rFonts w:eastAsia="Times New Roman" w:cs="Times New Roman"/>
+                <w:kern w:val="0"/>
+                <w:sz w:val="28"/>
+                <w:szCs w:val="28"/>
+                <w:lang w:eastAsia="en-GB"/>
+                <w14:ligatures w14:val="none"/>
+              </w:rPr>
+            </w:pPr>
+            <w:r>
+              <w:rPr>
+                <w:rFonts w:eastAsia="Times New Roman" w:cs="Times New Roman"/>
+                <w:kern w:val="0"/>
+                <w:sz w:val="28"/>
+                <w:szCs w:val="28"/>
+                <w:lang w:eastAsia="en-GB"/>
+                <w14:ligatures w14:val="none"/>
+              </w:rPr>
+              <w:t>All user inputs are sanitised and validated at the application layer before being passed to the database. Parameterised queries are used throughout to prevent malicious SQL being executed.</w:t>
+            </w:r>
+          </w:p>
+        </w:tc>
+      </w:tr>
+    </w:tbl>
+    <w:p>
+      <w:pPr>
+        <w:rPr>
+          <w:rFonts w:eastAsia="Times New Roman" w:cs="Times New Roman"/>
+          <w:kern w:val="0"/>
+          <w:sz w:val="28"/>
+          <w:szCs w:val="28"/>
+          <w:lang w:eastAsia="en-GB"/>
+          <w14:ligatures w14:val="none"/>
+        </w:rPr>
+      </w:pPr>
+    </w:p>
+    <w:p>
+      <w:pPr>
+        <w:rPr>
+          <w:rFonts w:eastAsia="Times New Roman" w:cs="Times New Roman"/>
+          <w:b/>
+          <w:bCs/>
+          <w:kern w:val="0"/>
+          <w:sz w:val="28"/>
+          <w:szCs w:val="28"/>
+          <w:lang w:eastAsia="en-GB"/>
+          <w14:ligatures w14:val="none"/>
+        </w:rPr>
+      </w:pPr>
+      <w:r>
+        <w:rPr>
+          <w:rFonts w:eastAsia="Times New Roman" w:cs="Times New Roman"/>
+          <w:b/>
+          <w:bCs/>
+          <w:kern w:val="0"/>
+          <w:sz w:val="28"/>
+          <w:szCs w:val="28"/>
+          <w:lang w:eastAsia="en-GB"/>
+          <w14:ligatures w14:val="none"/>
+        </w:rPr>
+        <w:t>Think of it as</w:t>
+      </w:r>
+    </w:p>
+    <w:p>
+      <w:pPr>
+        <w:rPr>
+          <w:rFonts w:eastAsia="Times New Roman" w:cs="Times New Roman"/>
+          <w:kern w:val="0"/>
+          <w:sz w:val="28"/>
+          <w:szCs w:val="28"/>
+          <w:lang w:eastAsia="en-GB"/>
+          <w14:ligatures w14:val="none"/>
+        </w:rPr>
+      </w:pPr>
+      <w:r>
+        <w:rPr>
+          <w:rFonts w:eastAsia="Times New Roman" w:cs="Times New Roman"/>
+          <w:kern w:val="0"/>
+          <w:sz w:val="28"/>
+          <w:szCs w:val="28"/>
+          <w:lang w:eastAsia="en-GB"/>
+          <w14:ligatures w14:val="none"/>
+        </w:rPr>
+        <w:t>“What could go wrong, and how do we reduce harm?”</w:t>
       </w:r>
     </w:p>
     <w:p>
@@ -2286,26 +3387,47 @@
           <w:ilvl w:val="0"/>
           <w:numId w:val="3"/>
         </w:numPr>
-        <w:spacing w:before="100" w:beforeAutospacing="1" w:after="100" w:afterAutospacing="1" w:line="240" w:lineRule="auto"/>
-        <w:rPr>
-          <w:rFonts w:eastAsia="Times New Roman" w:cs="Times New Roman"/>
-          <w:kern w:val="0"/>
-          <w:sz w:val="28"/>
-          <w:szCs w:val="28"/>
-          <w:lang w:eastAsia="en-GB"/>
-          <w14:ligatures w14:val="none"/>
-        </w:rPr>
-      </w:pPr>
-      <w:r>
-        <w:rPr>
-          <w:rFonts w:eastAsia="Times New Roman" w:cs="Times New Roman"/>
-          <w:kern w:val="0"/>
-          <w:sz w:val="28"/>
-          <w:szCs w:val="28"/>
-          <w:lang w:eastAsia="en-GB"/>
-          <w14:ligatures w14:val="none"/>
-        </w:rPr>
-        <w:t>Explicit links between needs and features.</w:t>
+        <w:rPr>
+          <w:rFonts w:eastAsia="Times New Roman" w:cs="Times New Roman"/>
+          <w:kern w:val="0"/>
+          <w:sz w:val="28"/>
+          <w:szCs w:val="28"/>
+          <w:lang w:eastAsia="en-GB"/>
+          <w14:ligatures w14:val="none"/>
+        </w:rPr>
+      </w:pPr>
+      <w:r>
+        <w:rPr>
+          <w:rFonts w:eastAsia="Times New Roman" w:cs="Times New Roman"/>
+          <w:kern w:val="0"/>
+          <w:sz w:val="28"/>
+          <w:szCs w:val="28"/>
+          <w:lang w:eastAsia="en-GB"/>
+          <w14:ligatures w14:val="none"/>
+        </w:rPr>
+        <w:t xml:space="preserve">be boring with your </w:t>
+      </w:r>
+      <w:r>
+        <w:rPr>
+          <w:rFonts w:eastAsia="Times New Roman" w:cs="Times New Roman"/>
+          <w:kern w:val="0"/>
+          <w:sz w:val="28"/>
+          <w:szCs w:val="28"/>
+          <w:lang w:eastAsia="en-GB"/>
+          <w14:ligatures w14:val="none"/>
+        </w:rPr>
+        <w:t>risks,</w:t>
+      </w:r>
+      <w:r>
+        <w:rPr>
+          <w:rFonts w:eastAsia="Times New Roman" w:cs="Times New Roman"/>
+          <w:kern w:val="0"/>
+          <w:sz w:val="28"/>
+          <w:szCs w:val="28"/>
+          <w:lang w:eastAsia="en-GB"/>
+          <w14:ligatures w14:val="none"/>
+        </w:rPr>
+        <w:t xml:space="preserve"> no need to get complex</w:t>
       </w:r>
     </w:p>
     <w:p>
@@ -2315,26 +3437,25 @@
           <w:ilvl w:val="0"/>
           <w:numId w:val="3"/>
         </w:numPr>
-        <w:spacing w:before="100" w:beforeAutospacing="1" w:after="100" w:afterAutospacing="1" w:line="240" w:lineRule="auto"/>
-        <w:rPr>
-          <w:rFonts w:eastAsia="Times New Roman" w:cs="Times New Roman"/>
-          <w:kern w:val="0"/>
-          <w:sz w:val="28"/>
-          <w:szCs w:val="28"/>
-          <w:lang w:eastAsia="en-GB"/>
-          <w14:ligatures w14:val="none"/>
-        </w:rPr>
-      </w:pPr>
-      <w:r>
-        <w:rPr>
-          <w:rFonts w:eastAsia="Times New Roman" w:cs="Times New Roman"/>
-          <w:kern w:val="0"/>
-          <w:sz w:val="28"/>
-          <w:szCs w:val="28"/>
-          <w:lang w:eastAsia="en-GB"/>
-          <w14:ligatures w14:val="none"/>
-        </w:rPr>
-        <w:t>References back to A1.</w:t>
+        <w:rPr>
+          <w:rFonts w:eastAsia="Times New Roman" w:cs="Times New Roman"/>
+          <w:kern w:val="0"/>
+          <w:sz w:val="28"/>
+          <w:szCs w:val="28"/>
+          <w:lang w:eastAsia="en-GB"/>
+          <w14:ligatures w14:val="none"/>
+        </w:rPr>
+      </w:pPr>
+      <w:r>
+        <w:rPr>
+          <w:rFonts w:eastAsia="Times New Roman" w:cs="Times New Roman"/>
+          <w:kern w:val="0"/>
+          <w:sz w:val="28"/>
+          <w:szCs w:val="28"/>
+          <w:lang w:eastAsia="en-GB"/>
+          <w14:ligatures w14:val="none"/>
+        </w:rPr>
+        <w:t>GDPR</w:t>
       </w:r>
     </w:p>
     <w:p>
@@ -2344,477 +3465,25 @@
           <w:ilvl w:val="0"/>
           <w:numId w:val="3"/>
         </w:numPr>
-        <w:spacing w:before="100" w:beforeAutospacing="1" w:after="100" w:afterAutospacing="1" w:line="240" w:lineRule="auto"/>
-        <w:rPr>
-          <w:rFonts w:eastAsia="Times New Roman" w:cs="Times New Roman"/>
-          <w:kern w:val="0"/>
-          <w:sz w:val="28"/>
-          <w:szCs w:val="28"/>
-          <w:lang w:eastAsia="en-GB"/>
-          <w14:ligatures w14:val="none"/>
-        </w:rPr>
-      </w:pPr>
-      <w:r>
-        <w:rPr>
-          <w:rFonts w:eastAsia="Times New Roman" w:cs="Times New Roman"/>
-          <w:kern w:val="0"/>
-          <w:sz w:val="28"/>
-          <w:szCs w:val="28"/>
-          <w:lang w:eastAsia="en-GB"/>
-          <w14:ligatures w14:val="none"/>
-        </w:rPr>
-        <w:t>Reasoning not repetition.</w:t>
-      </w:r>
-    </w:p>
-    <w:p>
-      <w:pPr>
-        <w:pStyle w:val="ListParagraph"/>
-        <w:spacing w:before="100" w:beforeAutospacing="1" w:after="100" w:afterAutospacing="1" w:line="240" w:lineRule="auto"/>
-        <w:ind w:left="1080"/>
-        <w:rPr>
-          <w:rFonts w:eastAsia="Times New Roman" w:cs="Times New Roman"/>
-          <w:kern w:val="0"/>
-          <w:sz w:val="28"/>
-          <w:szCs w:val="28"/>
-          <w:lang w:eastAsia="en-GB"/>
-          <w14:ligatures w14:val="none"/>
-        </w:rPr>
-      </w:pPr>
-    </w:p>
-    <w:p>
-      <w:pPr>
-        <w:pStyle w:val="ListParagraph"/>
-        <w:ind w:left="1080"/>
-        <w:rPr>
-          <w:rFonts w:eastAsia="Times New Roman" w:cs="Times New Roman"/>
-          <w:b/>
-          <w:bCs/>
-          <w:kern w:val="0"/>
-          <w:sz w:val="28"/>
-          <w:szCs w:val="28"/>
-          <w:lang w:eastAsia="en-GB"/>
-          <w14:ligatures w14:val="none"/>
-        </w:rPr>
-      </w:pPr>
-      <w:r>
-        <w:rPr>
-          <w:rFonts w:eastAsia="Times New Roman" w:cs="Times New Roman"/>
-          <w:b/>
-          <w:bCs/>
-          <w:kern w:val="0"/>
-          <w:sz w:val="28"/>
-          <w:szCs w:val="28"/>
-          <w:lang w:eastAsia="en-GB"/>
-          <w14:ligatures w14:val="none"/>
-        </w:rPr>
-        <w:t>Think of it as</w:t>
-      </w:r>
-    </w:p>
-    <w:p>
-      <w:pPr>
-        <w:pStyle w:val="ListParagraph"/>
-        <w:ind w:left="1080"/>
-        <w:rPr>
-          <w:rFonts w:eastAsia="Times New Roman" w:cs="Times New Roman"/>
-          <w:kern w:val="0"/>
-          <w:sz w:val="28"/>
-          <w:szCs w:val="28"/>
-          <w:lang w:eastAsia="en-GB"/>
-          <w14:ligatures w14:val="none"/>
-        </w:rPr>
-      </w:pPr>
-      <w:r>
-        <w:rPr>
-          <w:rFonts w:eastAsia="Times New Roman" w:cs="Times New Roman"/>
-          <w:kern w:val="0"/>
-          <w:sz w:val="28"/>
-          <w:szCs w:val="28"/>
-          <w:lang w:eastAsia="en-GB"/>
-          <w14:ligatures w14:val="none"/>
-        </w:rPr>
-        <w:t xml:space="preserve">“Why is this solution appropriate for </w:t>
-      </w:r>
-      <w:r>
-        <w:rPr>
-          <w:rFonts w:eastAsia="Times New Roman" w:cs="Times New Roman"/>
-          <w:i/>
-          <w:iCs/>
-          <w:kern w:val="0"/>
-          <w:sz w:val="28"/>
-          <w:szCs w:val="28"/>
-          <w:lang w:eastAsia="en-GB"/>
-          <w14:ligatures w14:val="none"/>
-        </w:rPr>
-        <w:t>this</w:t>
-      </w:r>
-      <w:r>
-        <w:rPr>
-          <w:rFonts w:eastAsia="Times New Roman" w:cs="Times New Roman"/>
-          <w:kern w:val="0"/>
-          <w:sz w:val="28"/>
-          <w:szCs w:val="28"/>
-          <w:lang w:eastAsia="en-GB"/>
-          <w14:ligatures w14:val="none"/>
-        </w:rPr>
-        <w:t xml:space="preserve"> organisation?”</w:t>
-      </w:r>
-    </w:p>
-    <w:p>
-      <w:pPr>
-        <w:pStyle w:val="ListParagraph"/>
-        <w:ind w:left="1080"/>
-        <w:rPr>
-          <w:rFonts w:eastAsia="Times New Roman" w:cs="Times New Roman"/>
-          <w:kern w:val="0"/>
-          <w:sz w:val="28"/>
-          <w:szCs w:val="28"/>
-          <w:lang w:eastAsia="en-GB"/>
-          <w14:ligatures w14:val="none"/>
-        </w:rPr>
-      </w:pPr>
-    </w:p>
-    <w:p>
-      <w:pPr>
-        <w:pStyle w:val="ListParagraph"/>
-        <w:ind w:left="1080"/>
-        <w:rPr>
-          <w:rFonts w:eastAsia="Times New Roman" w:cs="Times New Roman"/>
-          <w:kern w:val="0"/>
-          <w:sz w:val="28"/>
-          <w:szCs w:val="28"/>
-          <w:lang w:eastAsia="en-GB"/>
-          <w14:ligatures w14:val="none"/>
-        </w:rPr>
-      </w:pPr>
-      <w:r>
-        <w:rPr>
-          <w:rFonts w:eastAsia="Times New Roman" w:cs="Times New Roman"/>
-          <w:kern w:val="0"/>
-          <w:sz w:val="28"/>
-          <w:szCs w:val="28"/>
-          <w:lang w:eastAsia="en-GB"/>
-          <w14:ligatures w14:val="none"/>
-        </w:rPr>
-        <w:t>- justify why x was chosen to correl</w:t>
-      </w:r>
-      <w:r>
-        <w:rPr>
-          <w:rFonts w:eastAsia="Times New Roman" w:cs="Times New Roman"/>
-          <w:kern w:val="0"/>
-          <w:sz w:val="28"/>
-          <w:szCs w:val="28"/>
-          <w:lang w:eastAsia="en-GB"/>
-          <w14:ligatures w14:val="none"/>
-        </w:rPr>
-        <w:t>ate to y</w:t>
-      </w:r>
-      <w:r>
-        <w:rPr>
-          <w:rFonts w:eastAsia="Times New Roman" w:cs="Times New Roman"/>
-          <w:kern w:val="0"/>
-          <w:sz w:val="28"/>
-          <w:szCs w:val="28"/>
-          <w:lang w:eastAsia="en-GB"/>
-          <w14:ligatures w14:val="none"/>
-        </w:rPr>
-        <w:t xml:space="preserve"> and what benefit it brings being z</w:t>
-      </w:r>
-      <w:r>
-        <w:rPr>
-          <w:rFonts w:eastAsia="Times New Roman" w:cs="Times New Roman"/>
-          <w:kern w:val="0"/>
-          <w:sz w:val="28"/>
-          <w:szCs w:val="28"/>
-          <w:lang w:eastAsia="en-GB"/>
-          <w14:ligatures w14:val="none"/>
-        </w:rPr>
-        <w:t xml:space="preserve">. </w:t>
-      </w:r>
-      <w:r>
-        <w:rPr>
-          <w:rFonts w:eastAsia="Times New Roman" w:cs="Times New Roman"/>
-          <w:kern w:val="0"/>
-          <w:sz w:val="28"/>
-          <w:szCs w:val="28"/>
-          <w:lang w:eastAsia="en-GB"/>
-          <w14:ligatures w14:val="none"/>
-        </w:rPr>
-        <w:t xml:space="preserve">Try </w:t>
-      </w:r>
-      <w:r>
-        <w:rPr>
-          <w:rFonts w:eastAsia="Times New Roman" w:cs="Times New Roman"/>
-          <w:kern w:val="0"/>
-          <w:sz w:val="28"/>
-          <w:szCs w:val="28"/>
-          <w:lang w:eastAsia="en-GB"/>
-          <w14:ligatures w14:val="none"/>
-        </w:rPr>
-        <w:t>avoiding</w:t>
-      </w:r>
-      <w:r>
-        <w:rPr>
-          <w:rFonts w:eastAsia="Times New Roman" w:cs="Times New Roman"/>
-          <w:kern w:val="0"/>
-          <w:sz w:val="28"/>
-          <w:szCs w:val="28"/>
-          <w:lang w:eastAsia="en-GB"/>
-          <w14:ligatures w14:val="none"/>
-        </w:rPr>
-        <w:t xml:space="preserve"> giving a specific outcome as Z such as increase in revenue forecast.</w:t>
-      </w:r>
-    </w:p>
-    <w:p>
-      <w:pPr>
-        <w:rPr>
-          <w:rFonts w:eastAsia="Times New Roman" w:cs="Times New Roman"/>
-          <w:kern w:val="0"/>
-          <w:sz w:val="28"/>
-          <w:szCs w:val="28"/>
-          <w:lang w:eastAsia="en-GB"/>
-          <w14:ligatures w14:val="none"/>
-        </w:rPr>
-      </w:pPr>
-      <w:r>
-        <w:rPr>
-          <w:rFonts w:eastAsia="Times New Roman" w:cs="Times New Roman"/>
-          <w:kern w:val="0"/>
-          <w:sz w:val="28"/>
-          <w:szCs w:val="28"/>
-          <w:lang w:eastAsia="en-GB"/>
-          <w14:ligatures w14:val="none"/>
-        </w:rPr>
-        <w:t>8.</w:t>
-      </w:r>
-      <w:r>
-        <w:rPr>
-          <w:rFonts w:eastAsia="Times New Roman" w:cs="Times New Roman"/>
-          <w:kern w:val="0"/>
-          <w:sz w:val="28"/>
-          <w:szCs w:val="28"/>
-          <w:lang w:eastAsia="en-GB"/>
-          <w14:ligatures w14:val="none"/>
-        </w:rPr>
-        <w:t>Risks,</w:t>
-      </w:r>
-      <w:r>
-        <w:rPr>
-          <w:rFonts w:eastAsia="Times New Roman" w:cs="Times New Roman"/>
-          <w:kern w:val="0"/>
-          <w:sz w:val="28"/>
-          <w:szCs w:val="28"/>
-          <w:lang w:eastAsia="en-GB"/>
-          <w14:ligatures w14:val="none"/>
-        </w:rPr>
-        <w:t xml:space="preserve"> Mitigations and Regulations: Prove foresight and responsibility.</w:t>
-      </w:r>
-    </w:p>
-    <w:p>
-      <w:pPr>
-        <w:rPr>
-          <w:rFonts w:eastAsia="Times New Roman" w:cs="Times New Roman"/>
-          <w:kern w:val="0"/>
-          <w:sz w:val="28"/>
-          <w:szCs w:val="28"/>
-          <w:lang w:eastAsia="en-GB"/>
-          <w14:ligatures w14:val="none"/>
-        </w:rPr>
-      </w:pPr>
-      <w:r>
-        <w:rPr>
-          <w:rFonts w:eastAsia="Times New Roman" w:cs="Times New Roman"/>
-          <w:kern w:val="0"/>
-          <w:sz w:val="28"/>
-          <w:szCs w:val="28"/>
-          <w:lang w:eastAsia="en-GB"/>
-          <w14:ligatures w14:val="none"/>
-        </w:rPr>
-        <w:t>- what could go wrong, what does it cause and how the system prevents it.</w:t>
-      </w:r>
-    </w:p>
-    <w:p>
-      <w:pPr>
-        <w:rPr>
-          <w:rFonts w:eastAsia="Times New Roman" w:cs="Times New Roman"/>
-          <w:b/>
-          <w:bCs/>
-          <w:kern w:val="0"/>
-          <w:sz w:val="28"/>
-          <w:szCs w:val="28"/>
-          <w:lang w:eastAsia="en-GB"/>
-          <w14:ligatures w14:val="none"/>
-        </w:rPr>
-      </w:pPr>
-      <w:r>
-        <w:rPr>
-          <w:rFonts w:eastAsia="Times New Roman" w:cs="Times New Roman"/>
-          <w:b/>
-          <w:bCs/>
-          <w:kern w:val="0"/>
-          <w:sz w:val="28"/>
-          <w:szCs w:val="28"/>
-          <w:lang w:eastAsia="en-GB"/>
-          <w14:ligatures w14:val="none"/>
-        </w:rPr>
-        <w:t>Good risks include</w:t>
-      </w:r>
-    </w:p>
-    <w:p>
-      <w:pPr>
-        <w:numPr>
-          <w:ilvl w:val="0"/>
-          <w:numId w:val="6"/>
-        </w:numPr>
-        <w:rPr>
-          <w:rFonts w:eastAsia="Times New Roman" w:cs="Times New Roman"/>
-          <w:kern w:val="0"/>
-          <w:sz w:val="28"/>
-          <w:szCs w:val="28"/>
-          <w:lang w:eastAsia="en-GB"/>
-          <w14:ligatures w14:val="none"/>
-        </w:rPr>
-      </w:pPr>
-      <w:r>
-        <w:rPr>
-          <w:rFonts w:eastAsia="Times New Roman" w:cs="Times New Roman"/>
-          <w:kern w:val="0"/>
-          <w:sz w:val="28"/>
-          <w:szCs w:val="28"/>
-          <w:lang w:eastAsia="en-GB"/>
-          <w14:ligatures w14:val="none"/>
-        </w:rPr>
-        <w:t>data breaches</w:t>
-      </w:r>
-    </w:p>
-    <w:p>
-      <w:pPr>
-        <w:numPr>
-          <w:ilvl w:val="0"/>
-          <w:numId w:val="6"/>
-        </w:numPr>
-        <w:rPr>
-          <w:rFonts w:eastAsia="Times New Roman" w:cs="Times New Roman"/>
-          <w:kern w:val="0"/>
-          <w:sz w:val="28"/>
-          <w:szCs w:val="28"/>
-          <w:lang w:eastAsia="en-GB"/>
-          <w14:ligatures w14:val="none"/>
-        </w:rPr>
-      </w:pPr>
-      <w:r>
-        <w:rPr>
-          <w:rFonts w:eastAsia="Times New Roman" w:cs="Times New Roman"/>
-          <w:kern w:val="0"/>
-          <w:sz w:val="28"/>
-          <w:szCs w:val="28"/>
-          <w:lang w:eastAsia="en-GB"/>
-          <w14:ligatures w14:val="none"/>
-        </w:rPr>
-        <w:t>misinformation</w:t>
-      </w:r>
-    </w:p>
-    <w:p>
-      <w:pPr>
-        <w:numPr>
-          <w:ilvl w:val="0"/>
-          <w:numId w:val="6"/>
-        </w:numPr>
-        <w:rPr>
-          <w:rFonts w:eastAsia="Times New Roman" w:cs="Times New Roman"/>
-          <w:kern w:val="0"/>
-          <w:sz w:val="28"/>
-          <w:szCs w:val="28"/>
-          <w:lang w:eastAsia="en-GB"/>
-          <w14:ligatures w14:val="none"/>
-        </w:rPr>
-      </w:pPr>
-      <w:r>
-        <w:rPr>
-          <w:rFonts w:eastAsia="Times New Roman" w:cs="Times New Roman"/>
-          <w:kern w:val="0"/>
-          <w:sz w:val="28"/>
-          <w:szCs w:val="28"/>
-          <w:lang w:eastAsia="en-GB"/>
-          <w14:ligatures w14:val="none"/>
-        </w:rPr>
-        <w:t>accessibility failure</w:t>
-      </w:r>
-    </w:p>
-    <w:p>
-      <w:pPr>
-        <w:numPr>
-          <w:ilvl w:val="0"/>
-          <w:numId w:val="6"/>
-        </w:numPr>
-        <w:rPr>
-          <w:rFonts w:eastAsia="Times New Roman" w:cs="Times New Roman"/>
-          <w:kern w:val="0"/>
-          <w:sz w:val="28"/>
-          <w:szCs w:val="28"/>
-          <w:lang w:eastAsia="en-GB"/>
-          <w14:ligatures w14:val="none"/>
-        </w:rPr>
-      </w:pPr>
-      <w:r>
-        <w:rPr>
-          <w:rFonts w:eastAsia="Times New Roman" w:cs="Times New Roman"/>
-          <w:kern w:val="0"/>
-          <w:sz w:val="28"/>
-          <w:szCs w:val="28"/>
-          <w:lang w:eastAsia="en-GB"/>
-          <w14:ligatures w14:val="none"/>
-        </w:rPr>
-        <w:t>system downtime</w:t>
-      </w:r>
-    </w:p>
-    <w:p>
-      <w:pPr>
-        <w:rPr>
-          <w:rFonts w:eastAsia="Times New Roman" w:cs="Times New Roman"/>
-          <w:b/>
-          <w:bCs/>
-          <w:kern w:val="0"/>
-          <w:sz w:val="28"/>
-          <w:szCs w:val="28"/>
-          <w:lang w:eastAsia="en-GB"/>
-          <w14:ligatures w14:val="none"/>
-        </w:rPr>
-      </w:pPr>
-      <w:r>
-        <w:rPr>
-          <w:rFonts w:eastAsia="Times New Roman" w:cs="Times New Roman"/>
-          <w:b/>
-          <w:bCs/>
-          <w:kern w:val="0"/>
-          <w:sz w:val="28"/>
-          <w:szCs w:val="28"/>
-          <w:lang w:eastAsia="en-GB"/>
-          <w14:ligatures w14:val="none"/>
-        </w:rPr>
-        <w:t>Think of it as</w:t>
-      </w:r>
-    </w:p>
-    <w:p>
-      <w:pPr>
-        <w:rPr>
-          <w:rFonts w:eastAsia="Times New Roman" w:cs="Times New Roman"/>
-          <w:kern w:val="0"/>
-          <w:sz w:val="28"/>
-          <w:szCs w:val="28"/>
-          <w:lang w:eastAsia="en-GB"/>
-          <w14:ligatures w14:val="none"/>
-        </w:rPr>
-      </w:pPr>
-      <w:r>
-        <w:rPr>
-          <w:rFonts w:eastAsia="Times New Roman" w:cs="Times New Roman"/>
-          <w:kern w:val="0"/>
-          <w:sz w:val="28"/>
-          <w:szCs w:val="28"/>
-          <w:lang w:eastAsia="en-GB"/>
-          <w14:ligatures w14:val="none"/>
-        </w:rPr>
-        <w:t>“What could go wrong, and how do we reduce harm?”</w:t>
+        <w:rPr>
+          <w:rFonts w:eastAsia="Times New Roman" w:cs="Times New Roman"/>
+          <w:kern w:val="0"/>
+          <w:sz w:val="28"/>
+          <w:szCs w:val="28"/>
+          <w:lang w:eastAsia="en-GB"/>
+          <w14:ligatures w14:val="none"/>
+        </w:rPr>
+      </w:pPr>
+      <w:r>
+        <w:rPr>
+          <w:rFonts w:eastAsia="Times New Roman" w:cs="Times New Roman"/>
+          <w:kern w:val="0"/>
+          <w:sz w:val="28"/>
+          <w:szCs w:val="28"/>
+          <w:lang w:eastAsia="en-GB"/>
+          <w14:ligatures w14:val="none"/>
+        </w:rPr>
+        <w:t>WCAG</w:t>
       </w:r>
     </w:p>
     <w:p>
@@ -2842,112 +3511,6 @@
           <w:lang w:eastAsia="en-GB"/>
           <w14:ligatures w14:val="none"/>
         </w:rPr>
-        <w:t xml:space="preserve">be boring with your </w:t>
-      </w:r>
-      <w:r>
-        <w:rPr>
-          <w:rFonts w:eastAsia="Times New Roman" w:cs="Times New Roman"/>
-          <w:kern w:val="0"/>
-          <w:sz w:val="28"/>
-          <w:szCs w:val="28"/>
-          <w:lang w:eastAsia="en-GB"/>
-          <w14:ligatures w14:val="none"/>
-        </w:rPr>
-        <w:t>risks,</w:t>
-      </w:r>
-      <w:r>
-        <w:rPr>
-          <w:rFonts w:eastAsia="Times New Roman" w:cs="Times New Roman"/>
-          <w:kern w:val="0"/>
-          <w:sz w:val="28"/>
-          <w:szCs w:val="28"/>
-          <w:lang w:eastAsia="en-GB"/>
-          <w14:ligatures w14:val="none"/>
-        </w:rPr>
-        <w:t xml:space="preserve"> no need to get complex</w:t>
-      </w:r>
-    </w:p>
-    <w:p>
-      <w:pPr>
-        <w:pStyle w:val="ListParagraph"/>
-        <w:numPr>
-          <w:ilvl w:val="0"/>
-          <w:numId w:val="3"/>
-        </w:numPr>
-        <w:rPr>
-          <w:rFonts w:eastAsia="Times New Roman" w:cs="Times New Roman"/>
-          <w:kern w:val="0"/>
-          <w:sz w:val="28"/>
-          <w:szCs w:val="28"/>
-          <w:lang w:eastAsia="en-GB"/>
-          <w14:ligatures w14:val="none"/>
-        </w:rPr>
-      </w:pPr>
-      <w:r>
-        <w:rPr>
-          <w:rFonts w:eastAsia="Times New Roman" w:cs="Times New Roman"/>
-          <w:kern w:val="0"/>
-          <w:sz w:val="28"/>
-          <w:szCs w:val="28"/>
-          <w:lang w:eastAsia="en-GB"/>
-          <w14:ligatures w14:val="none"/>
-        </w:rPr>
-        <w:t>GDPR</w:t>
-      </w:r>
-    </w:p>
-    <w:p>
-      <w:pPr>
-        <w:pStyle w:val="ListParagraph"/>
-        <w:numPr>
-          <w:ilvl w:val="0"/>
-          <w:numId w:val="3"/>
-        </w:numPr>
-        <w:rPr>
-          <w:rFonts w:eastAsia="Times New Roman" w:cs="Times New Roman"/>
-          <w:kern w:val="0"/>
-          <w:sz w:val="28"/>
-          <w:szCs w:val="28"/>
-          <w:lang w:eastAsia="en-GB"/>
-          <w14:ligatures w14:val="none"/>
-        </w:rPr>
-      </w:pPr>
-      <w:r>
-        <w:rPr>
-          <w:rFonts w:eastAsia="Times New Roman" w:cs="Times New Roman"/>
-          <w:kern w:val="0"/>
-          <w:sz w:val="28"/>
-          <w:szCs w:val="28"/>
-          <w:lang w:eastAsia="en-GB"/>
-          <w14:ligatures w14:val="none"/>
-        </w:rPr>
-        <w:t>WCAG</w:t>
-      </w:r>
-    </w:p>
-    <w:p>
-      <w:pPr>
-        <w:pStyle w:val="ListParagraph"/>
-        <w:numPr>
-          <w:ilvl w:val="0"/>
-          <w:numId w:val="3"/>
-        </w:numPr>
-        <w:rPr>
-          <w:rFonts w:eastAsia="Times New Roman" w:cs="Times New Roman"/>
-          <w:kern w:val="0"/>
-          <w:sz w:val="28"/>
-          <w:szCs w:val="28"/>
-          <w:lang w:eastAsia="en-GB"/>
-          <w14:ligatures w14:val="none"/>
-        </w:rPr>
-      </w:pPr>
-      <w:r>
-        <w:rPr>
-          <w:rFonts w:eastAsia="Times New Roman" w:cs="Times New Roman"/>
-          <w:kern w:val="0"/>
-          <w:sz w:val="28"/>
-          <w:szCs w:val="28"/>
-          <w:lang w:eastAsia="en-GB"/>
-          <w14:ligatures w14:val="none"/>
-        </w:rPr>
         <w:t>Health and Safety</w:t>
       </w:r>
     </w:p>
@@ -2994,7 +3557,6 @@
           <w:lang w:eastAsia="en-GB"/>
           <w14:ligatures w14:val="none"/>
         </w:rPr>
-        <w:lastRenderedPageBreak/>
         <w:t>b.) What risk or requirement it introduces</w:t>
       </w:r>
     </w:p>
@@ -3432,6 +3994,155 @@
 <file path=word/numbering.xml><?xml version="1.0" encoding="utf-8"?>
 <w:numbering xmlns:wpc="http://schemas.microsoft.com/office/word/2010/wordprocessingCanvas" xmlns:cx="http://schemas.microsoft.com/office/drawing/2014/chartex" xmlns:cx1="http://schemas.microsoft.com/office/drawing/2015/9/8/chartex" xmlns:cx2="http://schemas.microsoft.com/office/drawing/2015/10/21/chartex" xmlns:cx3="http://schemas.microsoft.com/office/drawing/2016/5/9/chartex" xmlns:cx4="http://schemas.microsoft.com/office/drawing/2016/5/10/chartex" xmlns:cx5="http://schemas.microsoft.com/office/drawing/2016/5/11/chartex" xmlns:cx6="http://schemas.microsoft.com/office/drawing/2016/5/12/chartex" xmlns:cx7="http://schemas.microsoft.com/office/drawing/2016/5/13/chartex" xmlns:cx8="http://schemas.microsoft.com/office/drawing/2016/5/14/chartex" xmlns:mc="http://schemas.openxmlformats.org/markup-compatibility/2006" xmlns:aink="http://schemas.microsoft.com/office/drawing/2016/ink" xmlns:am3d="http://schemas.microsoft.com/office/drawing/2017/model3d" xmlns:o="urn:schemas-microsoft-com:office:office" xmlns:oel="http://schemas.microsoft.com/office/2019/extlst" xmlns:r="http://schemas.openxmlformats.org/officeDocument/2006/relationships" xmlns:m="http://schemas.openxmlformats.org/officeDocument/2006/math" xmlns:v="urn:schemas-microsoft-com:vml" xmlns:wp14="http://schemas.microsoft.com/office/word/2010/wordprocessingDrawing" xmlns:wp="http://schemas.openxmlformats.org/drawingml/2006/wordprocessingDrawing" xmlns:w10="urn:schemas-microsoft-com:office:word" xmlns:w="http://schemas.openxmlformats.org/wordprocessingml/2006/main" xmlns:w14="http://schemas.microsoft.com/office/word/2010/wordml" xmlns:w15="http://schemas.microsoft.com/office/word/2012/wordml" xmlns:w16cex="http://schemas.microsoft.com/office/word/2018/wordml/cex" xmlns:w16cid="http://schemas.microsoft.com/office/word/2016/wordml/cid" xmlns:w16="http://schemas.microsoft.com/office/word/2018/wordml" xmlns:w16du="http://schemas.microsoft.com/office/word/2023/wordml/word16du" xmlns:w16sdtdh="http://schemas.microsoft.com/office/word/2020/wordml/sdtdatahash" xmlns:w16sdtfl="http://schemas.microsoft.com/office/word/2024/wordml/sdtformatlock" xmlns:w16se="http://schemas.microsoft.com/office/word/2015/wordml/symex" xmlns:wpg="http://schemas.microsoft.com/office/word/2010/wordprocessingGroup" xmlns:wpi="http://schemas.microsoft.com/office/word/2010/wordprocessingInk" xmlns:wne="http://schemas.microsoft.com/office/word/2006/wordml" xmlns:wps="http://schemas.microsoft.com/office/word/2010/wordprocessingShape" mc:Ignorable="w14 w15 w16se w16cid w16 w16cex w16sdtdh w16sdtfl w16du wp14">
   <w:abstractNum w:abstractNumId="0" w15:restartNumberingAfterBreak="0">
+    <w:nsid w:val="08A41F77"/>
+    <w:multiLevelType w:val="multilevel"/>
+    <w:tmpl w:val="A174556C"/>
+    <w:lvl w:ilvl="0">
+      <w:start w:val="1"/>
+      <w:numFmt w:val="bullet"/>
+      <w:lvlText w:val=""/>
+      <w:lvlJc w:val="left"/>
+      <w:pPr>
+        <w:tabs>
+          <w:tab w:val="num" w:pos="720"/>
+        </w:tabs>
+        <w:ind w:left="720" w:hanging="360"/>
+      </w:pPr>
+      <w:rPr>
+        <w:rFonts w:ascii="Symbol" w:hAnsi="Symbol" w:hint="default"/>
+        <w:sz w:val="20"/>
+      </w:rPr>
+    </w:lvl>
+    <w:lvl w:ilvl="1" w:tentative="1">
+      <w:start w:val="1"/>
+      <w:numFmt w:val="bullet"/>
+      <w:lvlText w:val="o"/>
+      <w:lvlJc w:val="left"/>
+      <w:pPr>
+        <w:tabs>
+          <w:tab w:val="num" w:pos="1440"/>
+        </w:tabs>
+        <w:ind w:left="1440" w:hanging="360"/>
+      </w:pPr>
+      <w:rPr>
+        <w:rFonts w:ascii="Courier New" w:hAnsi="Courier New" w:hint="default"/>
+        <w:sz w:val="20"/>
+      </w:rPr>
+    </w:lvl>
+    <w:lvl w:ilvl="2" w:tentative="1">
+      <w:start w:val="1"/>
+      <w:numFmt w:val="bullet"/>
+      <w:lvlText w:val=""/>
+      <w:lvlJc w:val="left"/>
+      <w:pPr>
+        <w:tabs>
+          <w:tab w:val="num" w:pos="2160"/>
+        </w:tabs>
+        <w:ind w:left="2160" w:hanging="360"/>
+      </w:pPr>
+      <w:rPr>
+        <w:rFonts w:ascii="Wingdings" w:hAnsi="Wingdings" w:hint="default"/>
+        <w:sz w:val="20"/>
+      </w:rPr>
+    </w:lvl>
+    <w:lvl w:ilvl="3" w:tentative="1">
+      <w:start w:val="1"/>
+      <w:numFmt w:val="bullet"/>
+      <w:lvlText w:val=""/>
+      <w:lvlJc w:val="left"/>
+      <w:pPr>
+        <w:tabs>
+          <w:tab w:val="num" w:pos="2880"/>
+        </w:tabs>
+        <w:ind w:left="2880" w:hanging="360"/>
+      </w:pPr>
+      <w:rPr>
+        <w:rFonts w:ascii="Wingdings" w:hAnsi="Wingdings" w:hint="default"/>
+        <w:sz w:val="20"/>
+      </w:rPr>
+    </w:lvl>
+    <w:lvl w:ilvl="4" w:tentative="1">
+      <w:start w:val="1"/>
+      <w:numFmt w:val="bullet"/>
+      <w:lvlText w:val=""/>
+      <w:lvlJc w:val="left"/>
+      <w:pPr>
+        <w:tabs>
+          <w:tab w:val="num" w:pos="3600"/>
+        </w:tabs>
+        <w:ind w:left="3600" w:hanging="360"/>
+      </w:pPr>
+      <w:rPr>
+        <w:rFonts w:ascii="Wingdings" w:hAnsi="Wingdings" w:hint="default"/>
+        <w:sz w:val="20"/>
+      </w:rPr>
+    </w:lvl>
+    <w:lvl w:ilvl="5" w:tentative="1">
+      <w:start w:val="1"/>
+      <w:numFmt w:val="bullet"/>
+      <w:lvlText w:val=""/>
+      <w:lvlJc w:val="left"/>
+      <w:pPr>
+        <w:tabs>
+          <w:tab w:val="num" w:pos="4320"/>
+        </w:tabs>
+        <w:ind w:left="4320" w:hanging="360"/>
+      </w:pPr>
+      <w:rPr>
+        <w:rFonts w:ascii="Wingdings" w:hAnsi="Wingdings" w:hint="default"/>
+        <w:sz w:val="20"/>
+      </w:rPr>
+    </w:lvl>
+    <w:lvl w:ilvl="6" w:tentative="1">
+      <w:start w:val="1"/>
+      <w:numFmt w:val="bullet"/>
+      <w:lvlText w:val=""/>
+      <w:lvlJc w:val="left"/>
+      <w:pPr>
+        <w:tabs>
+          <w:tab w:val="num" w:pos="5040"/>
+        </w:tabs>
+        <w:ind w:left="5040" w:hanging="360"/>
+      </w:pPr>
+      <w:rPr>
+        <w:rFonts w:ascii="Wingdings" w:hAnsi="Wingdings" w:hint="default"/>
+        <w:sz w:val="20"/>
+      </w:rPr>
+    </w:lvl>
+    <w:lvl w:ilvl="7" w:tentative="1">
+      <w:start w:val="1"/>
+      <w:numFmt w:val="bullet"/>
+      <w:lvlText w:val=""/>
+      <w:lvlJc w:val="left"/>
+      <w:pPr>
+        <w:tabs>
+          <w:tab w:val="num" w:pos="5760"/>
+        </w:tabs>
+        <w:ind w:left="5760" w:hanging="360"/>
+      </w:pPr>
+      <w:rPr>
+        <w:rFonts w:ascii="Wingdings" w:hAnsi="Wingdings" w:hint="default"/>
+        <w:sz w:val="20"/>
+      </w:rPr>
+    </w:lvl>
+    <w:lvl w:ilvl="8" w:tentative="1">
+      <w:start w:val="1"/>
+      <w:numFmt w:val="bullet"/>
+      <w:lvlText w:val=""/>
+      <w:lvlJc w:val="left"/>
+      <w:pPr>
+        <w:tabs>
+          <w:tab w:val="num" w:pos="6480"/>
+        </w:tabs>
+        <w:ind w:left="6480" w:hanging="360"/>
+      </w:pPr>
+      <w:rPr>
+        <w:rFonts w:ascii="Wingdings" w:hAnsi="Wingdings" w:hint="default"/>
+        <w:sz w:val="20"/>
+      </w:rPr>
+    </w:lvl>
+  </w:abstractNum>
+  <w:abstractNum w:abstractNumId="1" w15:restartNumberingAfterBreak="0">
     <w:nsid w:val="0CBD7382"/>
     <w:multiLevelType w:val="hybridMultilevel"/>
     <w:tmpl w:val="A156D074"/>
@@ -3544,7 +4255,7 @@
       </w:rPr>
     </w:lvl>
   </w:abstractNum>
-  <w:abstractNum w:abstractNumId="1" w15:restartNumberingAfterBreak="0">
+  <w:abstractNum w:abstractNumId="2" w15:restartNumberingAfterBreak="0">
     <w:nsid w:val="18B22668"/>
     <w:multiLevelType w:val="hybridMultilevel"/>
     <w:tmpl w:val="088071D6"/>
@@ -3657,7 +4368,7 @@
       </w:rPr>
     </w:lvl>
   </w:abstractNum>
-  <w:abstractNum w:abstractNumId="2" w15:restartNumberingAfterBreak="0">
+  <w:abstractNum w:abstractNumId="3" w15:restartNumberingAfterBreak="0">
     <w:nsid w:val="18D41F92"/>
     <w:multiLevelType w:val="hybridMultilevel"/>
     <w:tmpl w:val="A87ACC58"/>
@@ -3746,7 +4457,7 @@
       </w:pPr>
     </w:lvl>
   </w:abstractNum>
-  <w:abstractNum w:abstractNumId="3" w15:restartNumberingAfterBreak="0">
+  <w:abstractNum w:abstractNumId="4" w15:restartNumberingAfterBreak="0">
     <w:nsid w:val="1A69774C"/>
     <w:multiLevelType w:val="multilevel"/>
     <w:tmpl w:val="BF06C92A"/>
@@ -3895,7 +4606,7 @@
       </w:rPr>
     </w:lvl>
   </w:abstractNum>
-  <w:abstractNum w:abstractNumId="4" w15:restartNumberingAfterBreak="0">
+  <w:abstractNum w:abstractNumId="5" w15:restartNumberingAfterBreak="0">
     <w:nsid w:val="1CC61C7A"/>
     <w:multiLevelType w:val="multilevel"/>
     <w:tmpl w:val="59C8ACE8"/>
@@ -4044,7 +4755,7 @@
       </w:rPr>
     </w:lvl>
   </w:abstractNum>
-  <w:abstractNum w:abstractNumId="5" w15:restartNumberingAfterBreak="0">
+  <w:abstractNum w:abstractNumId="6" w15:restartNumberingAfterBreak="0">
     <w:nsid w:val="2DCD3E3D"/>
     <w:multiLevelType w:val="hybridMultilevel"/>
     <w:tmpl w:val="31C26C18"/>
@@ -4157,7 +4868,7 @@
       </w:rPr>
     </w:lvl>
   </w:abstractNum>
-  <w:abstractNum w:abstractNumId="6" w15:restartNumberingAfterBreak="0">
+  <w:abstractNum w:abstractNumId="7" w15:restartNumberingAfterBreak="0">
     <w:nsid w:val="39292B5C"/>
     <w:multiLevelType w:val="multilevel"/>
     <w:tmpl w:val="4C26B8F0"/>
@@ -4306,7 +5017,7 @@
       </w:rPr>
     </w:lvl>
   </w:abstractNum>
-  <w:abstractNum w:abstractNumId="7" w15:restartNumberingAfterBreak="0">
+  <w:abstractNum w:abstractNumId="8" w15:restartNumberingAfterBreak="0">
     <w:nsid w:val="3C77515B"/>
     <w:multiLevelType w:val="hybridMultilevel"/>
     <w:tmpl w:val="05C6DCDA"/>
@@ -4395,7 +5106,7 @@
       </w:pPr>
     </w:lvl>
   </w:abstractNum>
-  <w:abstractNum w:abstractNumId="8" w15:restartNumberingAfterBreak="0">
+  <w:abstractNum w:abstractNumId="9" w15:restartNumberingAfterBreak="0">
     <w:nsid w:val="57CE301C"/>
     <w:multiLevelType w:val="multilevel"/>
     <w:tmpl w:val="DC404574"/>
@@ -4544,7 +5255,7 @@
       </w:rPr>
     </w:lvl>
   </w:abstractNum>
-  <w:abstractNum w:abstractNumId="9" w15:restartNumberingAfterBreak="0">
+  <w:abstractNum w:abstractNumId="10" w15:restartNumberingAfterBreak="0">
     <w:nsid w:val="615C445D"/>
     <w:multiLevelType w:val="multilevel"/>
     <w:tmpl w:val="AC06E374"/>
@@ -4693,7 +5404,7 @@
       </w:rPr>
     </w:lvl>
   </w:abstractNum>
-  <w:abstractNum w:abstractNumId="10" w15:restartNumberingAfterBreak="0">
+  <w:abstractNum w:abstractNumId="11" w15:restartNumberingAfterBreak="0">
     <w:nsid w:val="619C6988"/>
     <w:multiLevelType w:val="multilevel"/>
     <w:tmpl w:val="9A9CC856"/>
@@ -4842,7 +5553,7 @@
       </w:rPr>
     </w:lvl>
   </w:abstractNum>
-  <w:abstractNum w:abstractNumId="11" w15:restartNumberingAfterBreak="0">
+  <w:abstractNum w:abstractNumId="12" w15:restartNumberingAfterBreak="0">
     <w:nsid w:val="784418C5"/>
     <w:multiLevelType w:val="multilevel"/>
     <w:tmpl w:val="DA4A03CA"/>
@@ -4956,40 +5667,43 @@
     </w:lvl>
   </w:abstractNum>
   <w:num w:numId="1" w16cid:durableId="1435514231">
+    <w:abstractNumId w:val="3"/>
+  </w:num>
+  <w:num w:numId="2" w16cid:durableId="93668218">
+    <w:abstractNumId w:val="1"/>
+  </w:num>
+  <w:num w:numId="3" w16cid:durableId="13852292">
+    <w:abstractNumId w:val="6"/>
+  </w:num>
+  <w:num w:numId="4" w16cid:durableId="1729454346">
     <w:abstractNumId w:val="2"/>
   </w:num>
-  <w:num w:numId="2" w16cid:durableId="93668218">
-    <w:abstractNumId w:val="0"/>
+  <w:num w:numId="5" w16cid:durableId="910771665">
+    <w:abstractNumId w:val="10"/>
   </w:num>
-  <w:num w:numId="3" w16cid:durableId="13852292">
+  <w:num w:numId="6" w16cid:durableId="1726294755">
+    <w:abstractNumId w:val="4"/>
+  </w:num>
+  <w:num w:numId="7" w16cid:durableId="1936133027">
     <w:abstractNumId w:val="5"/>
   </w:num>
-  <w:num w:numId="4" w16cid:durableId="1729454346">
-    <w:abstractNumId w:val="1"/>
+  <w:num w:numId="8" w16cid:durableId="1686249510">
+    <w:abstractNumId w:val="8"/>
   </w:num>
-  <w:num w:numId="5" w16cid:durableId="910771665">
+  <w:num w:numId="9" w16cid:durableId="1402485810">
+    <w:abstractNumId w:val="12"/>
+  </w:num>
+  <w:num w:numId="10" w16cid:durableId="124737670">
+    <w:abstractNumId w:val="11"/>
+  </w:num>
+  <w:num w:numId="11" w16cid:durableId="1886721337">
     <w:abstractNumId w:val="9"/>
   </w:num>
-  <w:num w:numId="6" w16cid:durableId="1726294755">
-    <w:abstractNumId w:val="3"/>
-  </w:num>
-  <w:num w:numId="7" w16cid:durableId="1936133027">
-    <w:abstractNumId w:val="4"/>
-  </w:num>
-  <w:num w:numId="8" w16cid:durableId="1686249510">
+  <w:num w:numId="12" w16cid:durableId="641808409">
     <w:abstractNumId w:val="7"/>
   </w:num>
-  <w:num w:numId="9" w16cid:durableId="1402485810">
-    <w:abstractNumId w:val="11"/>
-  </w:num>
-  <w:num w:numId="10" w16cid:durableId="124737670">
-    <w:abstractNumId w:val="10"/>
-  </w:num>
-  <w:num w:numId="11" w16cid:durableId="1886721337">
-    <w:abstractNumId w:val="8"/>
-  </w:num>
-  <w:num w:numId="12" w16cid:durableId="641808409">
-    <w:abstractNumId w:val="6"/>
+  <w:num w:numId="13" w16cid:durableId="1227959208">
+    <w:abstractNumId w:val="0"/>
   </w:num>
 </w:numbering>
 </file>
@@ -5422,7 +6136,6 @@
     <w:next w:val="Normal"/>
     <w:link w:val="Heading2Char"/>
     <w:uiPriority w:val="9"/>
-    <w:semiHidden/>
     <w:unhideWhenUsed/>
     <w:qFormat/>
     <w:rsid w:val="003B670A"/>
@@ -5596,7 +6309,6 @@
   <w:style w:type="character" w:default="1" w:styleId="DefaultParagraphFont">
     <w:name w:val="Default Paragraph Font"/>
     <w:uiPriority w:val="1"/>
-    <w:semiHidden/>
     <w:unhideWhenUsed/>
   </w:style>
   <w:style w:type="table" w:default="1" w:styleId="TableNormal">
@@ -5638,7 +6350,6 @@
     <w:basedOn w:val="DefaultParagraphFont"/>
     <w:link w:val="Heading2"/>
     <w:uiPriority w:val="9"/>
-    <w:semiHidden/>
     <w:rsid w:val="003B670A"/>
     <w:rPr>
       <w:rFonts w:asciiTheme="majorHAnsi" w:eastAsiaTheme="majorEastAsia" w:hAnsiTheme="majorHAnsi" w:cstheme="majorBidi"/>
